--- a/UI_UX/лабораторные/Лабораторная работа №8 (новая).docx
+++ b/UI_UX/лабораторные/Лабораторная работа №8 (новая).docx
@@ -1,6 +1,6 @@
 
 <file path=word/document.xml><?xml version="1.0" encoding="utf-8"?>
-<w:document xmlns:wpc="http://schemas.microsoft.com/office/word/2010/wordprocessingCanvas" xmlns:mc="http://schemas.openxmlformats.org/markup-compatibility/2006" xmlns:o="urn:schemas-microsoft-com:office:office" xmlns:r="http://schemas.openxmlformats.org/officeDocument/2006/relationships" xmlns:m="http://schemas.openxmlformats.org/officeDocument/2006/math" xmlns:v="urn:schemas-microsoft-com:vml" xmlns:wp14="http://schemas.microsoft.com/office/word/2010/wordprocessingDrawing" xmlns:wp="http://schemas.openxmlformats.org/drawingml/2006/wordprocessingDrawing" xmlns:w10="urn:schemas-microsoft-com:office:word" xmlns:w="http://schemas.openxmlformats.org/wordprocessingml/2006/main" xmlns:w14="http://schemas.microsoft.com/office/word/2010/wordml" xmlns:w15="http://schemas.microsoft.com/office/word/2012/wordml" xmlns:wpg="http://schemas.microsoft.com/office/word/2010/wordprocessingGroup" xmlns:wpi="http://schemas.microsoft.com/office/word/2010/wordprocessingInk" xmlns:wne="http://schemas.microsoft.com/office/word/2006/wordml" xmlns:wps="http://schemas.microsoft.com/office/word/2010/wordprocessingShape" mc:Ignorable="w14 w15 wp14">
+<w:document xmlns:wpc="http://schemas.microsoft.com/office/word/2010/wordprocessingCanvas" xmlns:cx="http://schemas.microsoft.com/office/drawing/2014/chartex" xmlns:cx1="http://schemas.microsoft.com/office/drawing/2015/9/8/chartex" xmlns:cx2="http://schemas.microsoft.com/office/drawing/2015/10/21/chartex" xmlns:cx3="http://schemas.microsoft.com/office/drawing/2016/5/9/chartex" xmlns:cx4="http://schemas.microsoft.com/office/drawing/2016/5/10/chartex" xmlns:cx5="http://schemas.microsoft.com/office/drawing/2016/5/11/chartex" xmlns:cx6="http://schemas.microsoft.com/office/drawing/2016/5/12/chartex" xmlns:cx7="http://schemas.microsoft.com/office/drawing/2016/5/13/chartex" xmlns:cx8="http://schemas.microsoft.com/office/drawing/2016/5/14/chartex" xmlns:mc="http://schemas.openxmlformats.org/markup-compatibility/2006" xmlns:aink="http://schemas.microsoft.com/office/drawing/2016/ink" xmlns:am3d="http://schemas.microsoft.com/office/drawing/2017/model3d" xmlns:o="urn:schemas-microsoft-com:office:office" xmlns:oel="http://schemas.microsoft.com/office/2019/extlst" xmlns:r="http://schemas.openxmlformats.org/officeDocument/2006/relationships" xmlns:m="http://schemas.openxmlformats.org/officeDocument/2006/math" xmlns:v="urn:schemas-microsoft-com:vml" xmlns:wp14="http://schemas.microsoft.com/office/word/2010/wordprocessingDrawing" xmlns:wp="http://schemas.openxmlformats.org/drawingml/2006/wordprocessingDrawing" xmlns:w10="urn:schemas-microsoft-com:office:word" xmlns:w="http://schemas.openxmlformats.org/wordprocessingml/2006/main" xmlns:w14="http://schemas.microsoft.com/office/word/2010/wordml" xmlns:w15="http://schemas.microsoft.com/office/word/2012/wordml" xmlns:w16cex="http://schemas.microsoft.com/office/word/2018/wordml/cex" xmlns:w16cid="http://schemas.microsoft.com/office/word/2016/wordml/cid" xmlns:w16="http://schemas.microsoft.com/office/word/2018/wordml" xmlns:w16sdtdh="http://schemas.microsoft.com/office/word/2020/wordml/sdtdatahash" xmlns:w16se="http://schemas.microsoft.com/office/word/2015/wordml/symex" xmlns:wpg="http://schemas.microsoft.com/office/word/2010/wordprocessingGroup" xmlns:wpi="http://schemas.microsoft.com/office/word/2010/wordprocessingInk" xmlns:wne="http://schemas.microsoft.com/office/word/2006/wordml" xmlns:wps="http://schemas.microsoft.com/office/word/2010/wordprocessingShape" mc:Ignorable="w14 w15 w16se w16cid w16 w16cex w16sdtdh wp14">
   <w:body>
     <w:p>
       <w:pPr>
@@ -86,15 +86,34 @@
           <w:sz w:val="28"/>
           <w:szCs w:val="28"/>
         </w:rPr>
-        <w:t>Цель работы:</w:t>
-      </w:r>
-      <w:r>
-        <w:rPr>
-          <w:rFonts w:ascii="Times New Roman" w:hAnsi="Times New Roman" w:cs="Times New Roman"/>
-          <w:sz w:val="28"/>
-          <w:szCs w:val="28"/>
-        </w:rPr>
-        <w:t xml:space="preserve"> Познакомиться </w:t>
+        <w:t>Цель работы</w:t>
+      </w:r>
+      <w:proofErr w:type="gramStart"/>
+      <w:r>
+        <w:rPr>
+          <w:rFonts w:ascii="Times New Roman" w:hAnsi="Times New Roman" w:cs="Times New Roman"/>
+          <w:b/>
+          <w:sz w:val="28"/>
+          <w:szCs w:val="28"/>
+        </w:rPr>
+        <w:t>:</w:t>
+      </w:r>
+      <w:r>
+        <w:rPr>
+          <w:rFonts w:ascii="Times New Roman" w:hAnsi="Times New Roman" w:cs="Times New Roman"/>
+          <w:sz w:val="28"/>
+          <w:szCs w:val="28"/>
+        </w:rPr>
+        <w:t xml:space="preserve"> Познакомиться</w:t>
+      </w:r>
+      <w:proofErr w:type="gramEnd"/>
+      <w:r>
+        <w:rPr>
+          <w:rFonts w:ascii="Times New Roman" w:hAnsi="Times New Roman" w:cs="Times New Roman"/>
+          <w:sz w:val="28"/>
+          <w:szCs w:val="28"/>
+        </w:rPr>
+        <w:t xml:space="preserve"> </w:t>
       </w:r>
       <w:r>
         <w:rPr>
@@ -250,7 +269,25 @@
           <w:sz w:val="28"/>
           <w:szCs w:val="28"/>
         </w:rPr>
-        <w:t xml:space="preserve">Вложенные или составные компоненты – это компоненты, которые могут содержать в себе другие экземпляры, чтобы создавать более сложные системы элементов. Таким образом компоненты могут быть подэлементами других компонентов. </w:t>
+        <w:t xml:space="preserve">Вложенные или составные компоненты – это компоненты, которые могут содержать в себе другие экземпляры, чтобы создавать более сложные системы элементов. Таким образом компоненты могут быть </w:t>
+      </w:r>
+      <w:proofErr w:type="spellStart"/>
+      <w:r>
+        <w:rPr>
+          <w:rFonts w:ascii="Times New Roman" w:hAnsi="Times New Roman" w:cs="Times New Roman"/>
+          <w:sz w:val="28"/>
+          <w:szCs w:val="28"/>
+        </w:rPr>
+        <w:t>подэлементами</w:t>
+      </w:r>
+      <w:proofErr w:type="spellEnd"/>
+      <w:r>
+        <w:rPr>
+          <w:rFonts w:ascii="Times New Roman" w:hAnsi="Times New Roman" w:cs="Times New Roman"/>
+          <w:sz w:val="28"/>
+          <w:szCs w:val="28"/>
+        </w:rPr>
+        <w:t xml:space="preserve"> других компонентов. </w:t>
       </w:r>
     </w:p>
     <w:p>
@@ -326,7 +363,25 @@
           <w:sz w:val="28"/>
           <w:szCs w:val="28"/>
         </w:rPr>
-        <w:t>Необходимо именовать все компоненты осмысленно, чтобы было понятно за что отвечает каждый элемент. Например, для кнопок</w:t>
+        <w:t xml:space="preserve">Необходимо именовать все компоненты осмысленно, чтобы было </w:t>
+      </w:r>
+      <w:proofErr w:type="gramStart"/>
+      <w:r>
+        <w:rPr>
+          <w:rFonts w:ascii="Times New Roman" w:hAnsi="Times New Roman" w:cs="Times New Roman"/>
+          <w:sz w:val="28"/>
+          <w:szCs w:val="28"/>
+        </w:rPr>
+        <w:t>понятно</w:t>
+      </w:r>
+      <w:proofErr w:type="gramEnd"/>
+      <w:r>
+        <w:rPr>
+          <w:rFonts w:ascii="Times New Roman" w:hAnsi="Times New Roman" w:cs="Times New Roman"/>
+          <w:sz w:val="28"/>
+          <w:szCs w:val="28"/>
+        </w:rPr>
+        <w:t xml:space="preserve"> за что отвечает каждый элемент. Например, для кнопок</w:t>
       </w:r>
       <w:r>
         <w:rPr>
@@ -720,7 +775,7 @@
           <w:lang w:eastAsia="ru-RU"/>
         </w:rPr>
         <w:drawing>
-          <wp:inline distT="0" distB="0" distL="0" distR="0" wp14:anchorId="524388D5" wp14:editId="0A46AC0B">
+          <wp:inline distT="0" distB="0" distL="0" distR="0" wp14:anchorId="7059FEA2" wp14:editId="478A71DB">
             <wp:extent cx="1130609" cy="1805940"/>
             <wp:effectExtent l="0" t="0" r="0" b="3810"/>
             <wp:docPr id="35" name="Рисунок 35"/>
@@ -802,7 +857,7 @@
         </w:rPr>
         <w:lastRenderedPageBreak/>
         <w:drawing>
-          <wp:inline distT="0" distB="0" distL="0" distR="0" wp14:anchorId="224FB6B9" wp14:editId="116138BE">
+          <wp:inline distT="0" distB="0" distL="0" distR="0" wp14:anchorId="253EB2B4" wp14:editId="715A7C8D">
             <wp:extent cx="1950138" cy="2186940"/>
             <wp:effectExtent l="0" t="0" r="0" b="3810"/>
             <wp:docPr id="40" name="Рисунок 40"/>
@@ -1010,7 +1065,7 @@
           <w:lang w:eastAsia="ru-RU"/>
         </w:rPr>
         <w:drawing>
-          <wp:inline distT="0" distB="0" distL="0" distR="0" wp14:anchorId="6DA50A9C" wp14:editId="3E606DF4">
+          <wp:inline distT="0" distB="0" distL="0" distR="0" wp14:anchorId="37693345" wp14:editId="59E0B641">
             <wp:extent cx="2240280" cy="1451193"/>
             <wp:effectExtent l="0" t="0" r="7620" b="0"/>
             <wp:docPr id="47" name="Рисунок 47"/>
@@ -1571,6 +1626,7 @@
           <w:rFonts w:ascii="Times New Roman" w:hAnsi="Times New Roman" w:cs="Times New Roman"/>
           <w:sz w:val="28"/>
           <w:szCs w:val="28"/>
+          <w:lang w:val="en-US"/>
         </w:rPr>
       </w:pPr>
       <w:r>
@@ -1579,7 +1635,7 @@
           <w:lang w:eastAsia="ru-RU"/>
         </w:rPr>
         <w:drawing>
-          <wp:inline distT="0" distB="0" distL="0" distR="0" wp14:anchorId="43251F39" wp14:editId="022BA946">
+          <wp:inline distT="0" distB="0" distL="0" distR="0" wp14:anchorId="1CBCD3CD" wp14:editId="13162070">
             <wp:extent cx="1653540" cy="2501054"/>
             <wp:effectExtent l="0" t="0" r="3810" b="0"/>
             <wp:docPr id="46" name="Рисунок 46"/>
@@ -1832,7 +1888,7 @@
           <w:lang w:eastAsia="ru-RU"/>
         </w:rPr>
         <w:drawing>
-          <wp:inline distT="0" distB="0" distL="0" distR="0">
+          <wp:inline distT="0" distB="0" distL="0" distR="0" wp14:anchorId="52E72EAB" wp14:editId="09F648FD">
             <wp:extent cx="1700263" cy="1676400"/>
             <wp:effectExtent l="0" t="0" r="0" b="0"/>
             <wp:docPr id="42" name="Рисунок 42"/>
@@ -1992,7 +2048,7 @@
           <w:lang w:eastAsia="ru-RU"/>
         </w:rPr>
         <w:drawing>
-          <wp:inline distT="0" distB="0" distL="0" distR="0" wp14:anchorId="13ED838A" wp14:editId="28477A0D">
+          <wp:inline distT="0" distB="0" distL="0" distR="0" wp14:anchorId="485AD6D8" wp14:editId="5FF0FA81">
             <wp:extent cx="2331720" cy="684841"/>
             <wp:effectExtent l="0" t="0" r="0" b="1270"/>
             <wp:docPr id="44" name="Рисунок 44"/>
@@ -2482,7 +2538,7 @@
           <w:lang w:eastAsia="ru-RU"/>
         </w:rPr>
         <w:drawing>
-          <wp:inline distT="0" distB="0" distL="0" distR="0" wp14:anchorId="7160916F" wp14:editId="3773D643">
+          <wp:inline distT="0" distB="0" distL="0" distR="0" wp14:anchorId="3AC6FF21" wp14:editId="7F366DC6">
             <wp:extent cx="1593563" cy="2529840"/>
             <wp:effectExtent l="0" t="0" r="6985" b="3810"/>
             <wp:docPr id="3" name="Рисунок 3"/>
@@ -2832,6 +2888,7 @@
         </w:rPr>
         <w:t>«С</w:t>
       </w:r>
+      <w:proofErr w:type="spellStart"/>
       <w:r>
         <w:rPr>
           <w:rFonts w:ascii="Times New Roman" w:hAnsi="Times New Roman" w:cs="Times New Roman"/>
@@ -2841,6 +2898,7 @@
         </w:rPr>
         <w:t>reate</w:t>
       </w:r>
+      <w:proofErr w:type="spellEnd"/>
       <w:r>
         <w:rPr>
           <w:rFonts w:ascii="Times New Roman" w:hAnsi="Times New Roman" w:cs="Times New Roman"/>
@@ -2950,7 +3008,25 @@
           <w:sz w:val="28"/>
           <w:szCs w:val="28"/>
         </w:rPr>
-        <w:t xml:space="preserve"> Имена свойств должны соответствовать состоянию или поведению элеметов.</w:t>
+        <w:t xml:space="preserve"> Имена свойств должны соответствовать состоянию или поведению </w:t>
+      </w:r>
+      <w:proofErr w:type="spellStart"/>
+      <w:r>
+        <w:rPr>
+          <w:rFonts w:ascii="Times New Roman" w:hAnsi="Times New Roman" w:cs="Times New Roman"/>
+          <w:sz w:val="28"/>
+          <w:szCs w:val="28"/>
+        </w:rPr>
+        <w:t>элеметов</w:t>
+      </w:r>
+      <w:proofErr w:type="spellEnd"/>
+      <w:r>
+        <w:rPr>
+          <w:rFonts w:ascii="Times New Roman" w:hAnsi="Times New Roman" w:cs="Times New Roman"/>
+          <w:sz w:val="28"/>
+          <w:szCs w:val="28"/>
+        </w:rPr>
+        <w:t>.</w:t>
       </w:r>
       <w:r>
         <w:rPr>
@@ -3196,7 +3272,7 @@
           <w:lang w:eastAsia="ru-RU"/>
         </w:rPr>
         <w:drawing>
-          <wp:inline distT="0" distB="0" distL="0" distR="0" wp14:anchorId="1BD6C576" wp14:editId="1796AD57">
+          <wp:inline distT="0" distB="0" distL="0" distR="0" wp14:anchorId="661E4E7F" wp14:editId="33B64ADC">
             <wp:extent cx="2087880" cy="1650707"/>
             <wp:effectExtent l="0" t="0" r="7620" b="6985"/>
             <wp:docPr id="6" name="Рисунок 6"/>
@@ -3480,7 +3556,7 @@
           <w:lang w:eastAsia="ru-RU"/>
         </w:rPr>
         <w:drawing>
-          <wp:inline distT="0" distB="0" distL="0" distR="0">
+          <wp:inline distT="0" distB="0" distL="0" distR="0" wp14:anchorId="7362A2E6" wp14:editId="2A104E9D">
             <wp:extent cx="2217420" cy="1455654"/>
             <wp:effectExtent l="0" t="0" r="0" b="0"/>
             <wp:docPr id="8" name="Рисунок 8"/>
@@ -3590,7 +3666,25 @@
           <w:sz w:val="28"/>
           <w:szCs w:val="28"/>
         </w:rPr>
-        <w:t xml:space="preserve">Необходимо отрисовывать все состояния </w:t>
+        <w:t xml:space="preserve">Необходимо </w:t>
+      </w:r>
+      <w:proofErr w:type="spellStart"/>
+      <w:r>
+        <w:rPr>
+          <w:rFonts w:ascii="Times New Roman" w:hAnsi="Times New Roman" w:cs="Times New Roman"/>
+          <w:sz w:val="28"/>
+          <w:szCs w:val="28"/>
+        </w:rPr>
+        <w:t>отрисовывать</w:t>
+      </w:r>
+      <w:proofErr w:type="spellEnd"/>
+      <w:r>
+        <w:rPr>
+          <w:rFonts w:ascii="Times New Roman" w:hAnsi="Times New Roman" w:cs="Times New Roman"/>
+          <w:sz w:val="28"/>
+          <w:szCs w:val="28"/>
+        </w:rPr>
+        <w:t xml:space="preserve"> все состояния </w:t>
       </w:r>
       <w:r>
         <w:rPr>
@@ -3852,6 +3946,7 @@
           <w:szCs w:val="28"/>
         </w:rPr>
       </w:pPr>
+      <w:proofErr w:type="spellStart"/>
       <w:r>
         <w:rPr>
           <w:rFonts w:ascii="Times New Roman" w:hAnsi="Times New Roman" w:cs="Times New Roman"/>
@@ -3862,6 +3957,7 @@
         <w:lastRenderedPageBreak/>
         <w:t>Автолейауты</w:t>
       </w:r>
+      <w:proofErr w:type="spellEnd"/>
       <w:r>
         <w:rPr>
           <w:rFonts w:ascii="Times New Roman" w:hAnsi="Times New Roman" w:cs="Times New Roman"/>
@@ -3949,13 +4045,23 @@
           <w:szCs w:val="28"/>
         </w:rPr>
       </w:pPr>
-      <w:r>
-        <w:rPr>
-          <w:rFonts w:ascii="Times New Roman" w:hAnsi="Times New Roman" w:cs="Times New Roman"/>
-          <w:sz w:val="28"/>
-          <w:szCs w:val="28"/>
-        </w:rPr>
-        <w:t xml:space="preserve">Автолейауты – это динамическое свойство в </w:t>
+      <w:proofErr w:type="spellStart"/>
+      <w:r>
+        <w:rPr>
+          <w:rFonts w:ascii="Times New Roman" w:hAnsi="Times New Roman" w:cs="Times New Roman"/>
+          <w:sz w:val="28"/>
+          <w:szCs w:val="28"/>
+        </w:rPr>
+        <w:t>Автолейауты</w:t>
+      </w:r>
+      <w:proofErr w:type="spellEnd"/>
+      <w:r>
+        <w:rPr>
+          <w:rFonts w:ascii="Times New Roman" w:hAnsi="Times New Roman" w:cs="Times New Roman"/>
+          <w:sz w:val="28"/>
+          <w:szCs w:val="28"/>
+        </w:rPr>
+        <w:t xml:space="preserve"> – это динамическое свойство в </w:t>
       </w:r>
       <w:r>
         <w:rPr>
@@ -3974,13 +4080,23 @@
         </w:rPr>
         <w:t xml:space="preserve">, которое позволяет создать гибкий, адаптивный под изменения размеров контейнера дизайн. </w:t>
       </w:r>
-      <w:r>
-        <w:rPr>
-          <w:rFonts w:ascii="Times New Roman" w:hAnsi="Times New Roman" w:cs="Times New Roman"/>
-          <w:sz w:val="28"/>
-          <w:szCs w:val="28"/>
-        </w:rPr>
-        <w:t>Автолейауты позволяют автоматически изменять размеры фрейма по мере того, как меняется его содержимое.</w:t>
+      <w:proofErr w:type="spellStart"/>
+      <w:r>
+        <w:rPr>
+          <w:rFonts w:ascii="Times New Roman" w:hAnsi="Times New Roman" w:cs="Times New Roman"/>
+          <w:sz w:val="28"/>
+          <w:szCs w:val="28"/>
+        </w:rPr>
+        <w:t>Автолейауты</w:t>
+      </w:r>
+      <w:proofErr w:type="spellEnd"/>
+      <w:r>
+        <w:rPr>
+          <w:rFonts w:ascii="Times New Roman" w:hAnsi="Times New Roman" w:cs="Times New Roman"/>
+          <w:sz w:val="28"/>
+          <w:szCs w:val="28"/>
+        </w:rPr>
+        <w:t xml:space="preserve"> позволяют автоматически изменять размеры фрейма по мере того, как меняется его содержимое.</w:t>
       </w:r>
     </w:p>
     <w:p>
@@ -4065,7 +4181,7 @@
           <w:lang w:eastAsia="ru-RU"/>
         </w:rPr>
         <w:drawing>
-          <wp:inline distT="0" distB="0" distL="0" distR="0">
+          <wp:inline distT="0" distB="0" distL="0" distR="0" wp14:anchorId="4EA496A8" wp14:editId="1B3478A9">
             <wp:extent cx="3832860" cy="2414845"/>
             <wp:effectExtent l="0" t="0" r="0" b="5080"/>
             <wp:docPr id="10" name="Рисунок 10"/>
@@ -4218,7 +4334,25 @@
           <w:sz w:val="28"/>
           <w:szCs w:val="28"/>
         </w:rPr>
-        <w:t xml:space="preserve">(Направление) указывает на то, как будут выстраиваться элементы внутри фрейма с автолейаутом. Может быть </w:t>
+        <w:t xml:space="preserve">(Направление) указывает на то, как будут выстраиваться элементы внутри фрейма с </w:t>
+      </w:r>
+      <w:proofErr w:type="spellStart"/>
+      <w:r>
+        <w:rPr>
+          <w:rFonts w:ascii="Times New Roman" w:hAnsi="Times New Roman" w:cs="Times New Roman"/>
+          <w:sz w:val="28"/>
+          <w:szCs w:val="28"/>
+        </w:rPr>
+        <w:t>автолейаутом</w:t>
+      </w:r>
+      <w:proofErr w:type="spellEnd"/>
+      <w:r>
+        <w:rPr>
+          <w:rFonts w:ascii="Times New Roman" w:hAnsi="Times New Roman" w:cs="Times New Roman"/>
+          <w:sz w:val="28"/>
+          <w:szCs w:val="28"/>
+        </w:rPr>
+        <w:t xml:space="preserve">. Может быть </w:t>
       </w:r>
       <w:r>
         <w:rPr>
@@ -4314,7 +4448,25 @@
           <w:sz w:val="28"/>
           <w:szCs w:val="28"/>
         </w:rPr>
-        <w:t>Выравнивание) указывает тип выравнивания всех элементов внутри фрейма с автолейаутом.</w:t>
+        <w:t xml:space="preserve">Выравнивание) указывает тип выравнивания всех элементов внутри фрейма с </w:t>
+      </w:r>
+      <w:proofErr w:type="spellStart"/>
+      <w:r>
+        <w:rPr>
+          <w:rFonts w:ascii="Times New Roman" w:hAnsi="Times New Roman" w:cs="Times New Roman"/>
+          <w:sz w:val="28"/>
+          <w:szCs w:val="28"/>
+        </w:rPr>
+        <w:t>автолейаутом</w:t>
+      </w:r>
+      <w:proofErr w:type="spellEnd"/>
+      <w:r>
+        <w:rPr>
+          <w:rFonts w:ascii="Times New Roman" w:hAnsi="Times New Roman" w:cs="Times New Roman"/>
+          <w:sz w:val="28"/>
+          <w:szCs w:val="28"/>
+        </w:rPr>
+        <w:t>.</w:t>
       </w:r>
     </w:p>
     <w:p>
@@ -4393,7 +4545,25 @@
           <w:sz w:val="28"/>
           <w:szCs w:val="28"/>
         </w:rPr>
-        <w:t>указывает расстояние между элементами внутри фрейма с автолейаутом.</w:t>
+        <w:t xml:space="preserve">указывает расстояние между элементами внутри фрейма с </w:t>
+      </w:r>
+      <w:proofErr w:type="spellStart"/>
+      <w:r>
+        <w:rPr>
+          <w:rFonts w:ascii="Times New Roman" w:hAnsi="Times New Roman" w:cs="Times New Roman"/>
+          <w:sz w:val="28"/>
+          <w:szCs w:val="28"/>
+        </w:rPr>
+        <w:t>автолейаутом</w:t>
+      </w:r>
+      <w:proofErr w:type="spellEnd"/>
+      <w:r>
+        <w:rPr>
+          <w:rFonts w:ascii="Times New Roman" w:hAnsi="Times New Roman" w:cs="Times New Roman"/>
+          <w:sz w:val="28"/>
+          <w:szCs w:val="28"/>
+        </w:rPr>
+        <w:t>.</w:t>
       </w:r>
     </w:p>
     <w:p>
@@ -4554,7 +4724,25 @@
           <w:sz w:val="28"/>
           <w:szCs w:val="28"/>
         </w:rPr>
-        <w:t>необходим для указания дополнительных параметров для фрейма с автолейаутом.</w:t>
+        <w:t xml:space="preserve">необходим для указания дополнительных параметров для фрейма с </w:t>
+      </w:r>
+      <w:proofErr w:type="spellStart"/>
+      <w:r>
+        <w:rPr>
+          <w:rFonts w:ascii="Times New Roman" w:hAnsi="Times New Roman" w:cs="Times New Roman"/>
+          <w:sz w:val="28"/>
+          <w:szCs w:val="28"/>
+        </w:rPr>
+        <w:t>автолейаутом</w:t>
+      </w:r>
+      <w:proofErr w:type="spellEnd"/>
+      <w:r>
+        <w:rPr>
+          <w:rFonts w:ascii="Times New Roman" w:hAnsi="Times New Roman" w:cs="Times New Roman"/>
+          <w:sz w:val="28"/>
+          <w:szCs w:val="28"/>
+        </w:rPr>
+        <w:t>.</w:t>
       </w:r>
     </w:p>
     <w:p>
@@ -4823,7 +5011,7 @@
         </w:rPr>
         <w:lastRenderedPageBreak/>
         <w:drawing>
-          <wp:inline distT="0" distB="0" distL="0" distR="0" wp14:anchorId="3EFFB777" wp14:editId="1752A4CC">
+          <wp:inline distT="0" distB="0" distL="0" distR="0" wp14:anchorId="4705A5C3" wp14:editId="3EB516C9">
             <wp:extent cx="2667000" cy="1666875"/>
             <wp:effectExtent l="0" t="0" r="0" b="9525"/>
             <wp:docPr id="12" name="Рисунок 12"/>
@@ -4947,6 +5135,7 @@
         </w:rPr>
         <w:t>Таким образом текстовый блок в кнопке выровнен по центру кнопки. При изменении текстового блока, не нужно будет изменять размеры кнопки, они будут изменяться автоматически, чтобы соблюдались отступы от границ контейнера в 60</w:t>
       </w:r>
+      <w:proofErr w:type="spellStart"/>
       <w:r>
         <w:rPr>
           <w:rFonts w:ascii="Times New Roman" w:hAnsi="Times New Roman" w:cs="Times New Roman"/>
@@ -4956,6 +5145,7 @@
         </w:rPr>
         <w:t>px</w:t>
       </w:r>
+      <w:proofErr w:type="spellEnd"/>
       <w:r>
         <w:rPr>
           <w:rFonts w:ascii="Times New Roman" w:hAnsi="Times New Roman" w:cs="Times New Roman"/>
@@ -5303,7 +5493,7 @@
           <w:lang w:eastAsia="ru-RU"/>
         </w:rPr>
         <w:drawing>
-          <wp:inline distT="0" distB="0" distL="0" distR="0">
+          <wp:inline distT="0" distB="0" distL="0" distR="0" wp14:anchorId="4437FAE8" wp14:editId="32A1609C">
             <wp:extent cx="2499360" cy="1831661"/>
             <wp:effectExtent l="0" t="0" r="0" b="0"/>
             <wp:docPr id="15" name="Рисунок 15"/>
@@ -5579,7 +5769,25 @@
           <w:sz w:val="28"/>
           <w:szCs w:val="28"/>
         </w:rPr>
-        <w:t xml:space="preserve">Если внутри контейнера фрейма автолейаута будет несколько фреймов, то для каждого внутреннего фрейма появится новое свойство </w:t>
+        <w:t xml:space="preserve">Если внутри контейнера фрейма </w:t>
+      </w:r>
+      <w:proofErr w:type="spellStart"/>
+      <w:r>
+        <w:rPr>
+          <w:rFonts w:ascii="Times New Roman" w:hAnsi="Times New Roman" w:cs="Times New Roman"/>
+          <w:sz w:val="28"/>
+          <w:szCs w:val="28"/>
+        </w:rPr>
+        <w:t>автолейаута</w:t>
+      </w:r>
+      <w:proofErr w:type="spellEnd"/>
+      <w:r>
+        <w:rPr>
+          <w:rFonts w:ascii="Times New Roman" w:hAnsi="Times New Roman" w:cs="Times New Roman"/>
+          <w:sz w:val="28"/>
+          <w:szCs w:val="28"/>
+        </w:rPr>
+        <w:t xml:space="preserve"> будет несколько фреймов, то для каждого внутреннего фрейма появится новое свойство </w:t>
       </w:r>
       <w:r>
         <w:rPr>
@@ -5922,7 +6130,7 @@
           <w:lang w:eastAsia="ru-RU"/>
         </w:rPr>
         <w:drawing>
-          <wp:inline distT="0" distB="0" distL="0" distR="0">
+          <wp:inline distT="0" distB="0" distL="0" distR="0" wp14:anchorId="740421B3" wp14:editId="5D8DD8D8">
             <wp:extent cx="5940425" cy="3341370"/>
             <wp:effectExtent l="0" t="0" r="3175" b="0"/>
             <wp:docPr id="1" name="Рисунок 1"/>
@@ -6062,6 +6270,7 @@
         </w:rPr>
         <w:t>Создать фрейм размером 1920×1080</w:t>
       </w:r>
+      <w:proofErr w:type="spellStart"/>
       <w:r>
         <w:rPr>
           <w:rFonts w:ascii="Times New Roman" w:hAnsi="Times New Roman" w:cs="Times New Roman"/>
@@ -6071,6 +6280,7 @@
         </w:rPr>
         <w:t>px</w:t>
       </w:r>
+      <w:proofErr w:type="spellEnd"/>
       <w:r>
         <w:rPr>
           <w:rFonts w:ascii="Times New Roman" w:hAnsi="Times New Roman" w:cs="Times New Roman"/>
@@ -6195,6 +6405,7 @@
         </w:rPr>
         <w:t>0×1080</w:t>
       </w:r>
+      <w:proofErr w:type="spellStart"/>
       <w:r>
         <w:rPr>
           <w:rFonts w:ascii="Times New Roman" w:hAnsi="Times New Roman" w:cs="Times New Roman"/>
@@ -6204,6 +6415,7 @@
         </w:rPr>
         <w:t>px</w:t>
       </w:r>
+      <w:proofErr w:type="spellEnd"/>
       <w:r>
         <w:rPr>
           <w:rFonts w:ascii="Times New Roman" w:hAnsi="Times New Roman" w:cs="Times New Roman"/>
@@ -6725,23 +6937,7 @@
           <w:sz w:val="28"/>
           <w:szCs w:val="28"/>
         </w:rPr>
-        <w:t xml:space="preserve">Элементы с </w:t>
-      </w:r>
-      <w:r>
-        <w:rPr>
-          <w:rFonts w:ascii="Times New Roman" w:hAnsi="Times New Roman" w:cs="Times New Roman"/>
-          <w:sz w:val="28"/>
-          <w:szCs w:val="28"/>
-        </w:rPr>
-        <w:t>треками и исполнителями</w:t>
-      </w:r>
-      <w:r>
-        <w:rPr>
-          <w:rFonts w:ascii="Times New Roman" w:hAnsi="Times New Roman" w:cs="Times New Roman"/>
-          <w:sz w:val="28"/>
-          <w:szCs w:val="28"/>
-        </w:rPr>
-        <w:t xml:space="preserve"> в блоке «</w:t>
+        <w:t>Элементы с треками и исполнителями в блоке «</w:t>
       </w:r>
       <w:r>
         <w:rPr>
@@ -6824,23 +7020,7 @@
           <w:sz w:val="28"/>
           <w:szCs w:val="28"/>
         </w:rPr>
-        <w:t xml:space="preserve">реализовать </w:t>
-      </w:r>
-      <w:r>
-        <w:rPr>
-          <w:rFonts w:ascii="Times New Roman" w:hAnsi="Times New Roman" w:cs="Times New Roman"/>
-          <w:sz w:val="28"/>
-          <w:szCs w:val="28"/>
-        </w:rPr>
-        <w:t>при помощи компонентов</w:t>
-      </w:r>
-      <w:r>
-        <w:rPr>
-          <w:rFonts w:ascii="Times New Roman" w:hAnsi="Times New Roman" w:cs="Times New Roman"/>
-          <w:sz w:val="28"/>
-          <w:szCs w:val="28"/>
-        </w:rPr>
-        <w:t xml:space="preserve"> </w:t>
+        <w:t xml:space="preserve">реализовать при помощи компонентов </w:t>
       </w:r>
       <w:r>
         <w:rPr>
@@ -7184,6 +7364,44 @@
     </w:p>
     <w:p>
       <w:pPr>
+        <w:tabs>
+          <w:tab w:val="left" w:pos="1134"/>
+        </w:tabs>
+        <w:spacing w:before="240" w:after="240"/>
+        <w:jc w:val="both"/>
+        <w:rPr>
+          <w:rFonts w:ascii="Times New Roman" w:hAnsi="Times New Roman" w:cs="Times New Roman"/>
+          <w:sz w:val="28"/>
+          <w:szCs w:val="28"/>
+          <w:lang w:val="en-US"/>
+        </w:rPr>
+      </w:pPr>
+      <w:r>
+        <w:rPr>
+          <w:rFonts w:ascii="Times New Roman" w:hAnsi="Times New Roman" w:cs="Times New Roman"/>
+          <w:sz w:val="28"/>
+          <w:szCs w:val="28"/>
+        </w:rPr>
+        <w:t>Вложенные или составные компоненты – это компоненты, которые могут содержать в себе другие экземпляры, чтобы создавать более сложные системы элементов.</w:t>
+      </w:r>
+    </w:p>
+    <w:p>
+      <w:pPr>
+        <w:tabs>
+          <w:tab w:val="left" w:pos="1134"/>
+        </w:tabs>
+        <w:spacing w:before="240" w:after="240"/>
+        <w:jc w:val="both"/>
+        <w:rPr>
+          <w:rFonts w:ascii="Times New Roman" w:hAnsi="Times New Roman" w:cs="Times New Roman"/>
+          <w:sz w:val="28"/>
+          <w:szCs w:val="28"/>
+          <w:lang w:val="en-US"/>
+        </w:rPr>
+      </w:pPr>
+    </w:p>
+    <w:p>
+      <w:pPr>
         <w:pStyle w:val="a3"/>
         <w:numPr>
           <w:ilvl w:val="0"/>
@@ -7220,6 +7438,37 @@
     </w:p>
     <w:p>
       <w:pPr>
+        <w:tabs>
+          <w:tab w:val="left" w:pos="709"/>
+          <w:tab w:val="left" w:pos="851"/>
+        </w:tabs>
+        <w:spacing w:after="0" w:line="240" w:lineRule="auto"/>
+        <w:jc w:val="both"/>
+        <w:rPr>
+          <w:rFonts w:ascii="Times New Roman" w:hAnsi="Times New Roman" w:cs="Times New Roman"/>
+          <w:sz w:val="28"/>
+          <w:szCs w:val="28"/>
+        </w:rPr>
+      </w:pPr>
+      <w:r>
+        <w:rPr>
+          <w:rFonts w:ascii="Times New Roman" w:hAnsi="Times New Roman" w:cs="Times New Roman"/>
+          <w:sz w:val="28"/>
+          <w:szCs w:val="28"/>
+        </w:rPr>
+        <w:t>Варианты — это группы компонентов, которые объединяются в один. Благодаря этому можно в любой момент выбрать, в каком состоянии показать элемент интерфейса.</w:t>
+      </w:r>
+      <w:r>
+        <w:rPr>
+          <w:rFonts w:ascii="Times New Roman" w:hAnsi="Times New Roman" w:cs="Times New Roman"/>
+          <w:sz w:val="28"/>
+          <w:szCs w:val="28"/>
+        </w:rPr>
+        <w:t xml:space="preserve"> Варианты работают только для родительских компонентов</w:t>
+      </w:r>
+    </w:p>
+    <w:p>
+      <w:pPr>
         <w:pStyle w:val="a3"/>
         <w:numPr>
           <w:ilvl w:val="0"/>
@@ -7256,6 +7505,45 @@
     </w:p>
     <w:p>
       <w:pPr>
+        <w:tabs>
+          <w:tab w:val="left" w:pos="1134"/>
+        </w:tabs>
+        <w:spacing w:before="240" w:after="240"/>
+        <w:jc w:val="both"/>
+        <w:rPr>
+          <w:rFonts w:ascii="Times New Roman" w:hAnsi="Times New Roman" w:cs="Times New Roman"/>
+          <w:sz w:val="28"/>
+          <w:szCs w:val="28"/>
+        </w:rPr>
+      </w:pPr>
+      <w:r>
+        <w:rPr>
+          <w:rFonts w:ascii="Times New Roman" w:hAnsi="Times New Roman" w:cs="Times New Roman"/>
+          <w:sz w:val="28"/>
+          <w:szCs w:val="28"/>
+        </w:rPr>
+        <w:t xml:space="preserve">Варианты необходимы тогда, когда у одного и того же элемента пользовательского интерфейса есть множество различных состояний и видов. Они позволяют объединить все состояния в один элемент вкладки </w:t>
+      </w:r>
+      <w:r>
+        <w:rPr>
+          <w:rFonts w:ascii="Times New Roman" w:hAnsi="Times New Roman" w:cs="Times New Roman"/>
+          <w:sz w:val="28"/>
+          <w:szCs w:val="28"/>
+          <w:lang w:val="en-US"/>
+        </w:rPr>
+        <w:t>Assets</w:t>
+      </w:r>
+      <w:r>
+        <w:rPr>
+          <w:rFonts w:ascii="Times New Roman" w:hAnsi="Times New Roman" w:cs="Times New Roman"/>
+          <w:sz w:val="28"/>
+          <w:szCs w:val="28"/>
+        </w:rPr>
+        <w:t>.</w:t>
+      </w:r>
+    </w:p>
+    <w:p>
+      <w:pPr>
         <w:pStyle w:val="a3"/>
         <w:numPr>
           <w:ilvl w:val="0"/>
@@ -7281,8 +7569,153 @@
         </w:rPr>
         <w:t>Как создать варианты компонента?</w:t>
       </w:r>
-      <w:bookmarkStart w:id="0" w:name="_GoBack"/>
-      <w:bookmarkEnd w:id="0"/>
+    </w:p>
+    <w:p>
+      <w:pPr>
+        <w:pStyle w:val="a3"/>
+        <w:numPr>
+          <w:ilvl w:val="0"/>
+          <w:numId w:val="21"/>
+        </w:numPr>
+        <w:tabs>
+          <w:tab w:val="left" w:pos="1134"/>
+        </w:tabs>
+        <w:spacing w:before="240" w:after="240"/>
+        <w:jc w:val="both"/>
+        <w:rPr>
+          <w:rFonts w:ascii="Times New Roman" w:hAnsi="Times New Roman" w:cs="Times New Roman"/>
+          <w:sz w:val="28"/>
+          <w:szCs w:val="28"/>
+          <w:lang w:val="en-US"/>
+        </w:rPr>
+      </w:pPr>
+      <w:r>
+        <w:rPr>
+          <w:rFonts w:ascii="Times New Roman" w:hAnsi="Times New Roman" w:cs="Times New Roman"/>
+          <w:sz w:val="28"/>
+          <w:szCs w:val="28"/>
+        </w:rPr>
+        <w:t>Создать несколько вариантов элемента</w:t>
+      </w:r>
+    </w:p>
+    <w:p>
+      <w:pPr>
+        <w:pStyle w:val="a3"/>
+        <w:numPr>
+          <w:ilvl w:val="0"/>
+          <w:numId w:val="21"/>
+        </w:numPr>
+        <w:tabs>
+          <w:tab w:val="left" w:pos="1134"/>
+        </w:tabs>
+        <w:spacing w:before="240" w:after="240"/>
+        <w:jc w:val="both"/>
+        <w:rPr>
+          <w:rFonts w:ascii="Times New Roman" w:hAnsi="Times New Roman" w:cs="Times New Roman"/>
+          <w:sz w:val="28"/>
+          <w:szCs w:val="28"/>
+          <w:lang w:val="en-US"/>
+        </w:rPr>
+      </w:pPr>
+      <w:r>
+        <w:rPr>
+          <w:rFonts w:ascii="Times New Roman" w:hAnsi="Times New Roman" w:cs="Times New Roman"/>
+          <w:sz w:val="28"/>
+          <w:szCs w:val="28"/>
+        </w:rPr>
+        <w:t>Сделать каждый компонент флеймом</w:t>
+      </w:r>
+    </w:p>
+    <w:p>
+      <w:pPr>
+        <w:pStyle w:val="a3"/>
+        <w:numPr>
+          <w:ilvl w:val="0"/>
+          <w:numId w:val="21"/>
+        </w:numPr>
+        <w:tabs>
+          <w:tab w:val="left" w:pos="1134"/>
+        </w:tabs>
+        <w:spacing w:before="240" w:after="240"/>
+        <w:jc w:val="both"/>
+        <w:rPr>
+          <w:rFonts w:ascii="Times New Roman" w:hAnsi="Times New Roman" w:cs="Times New Roman"/>
+          <w:sz w:val="28"/>
+          <w:szCs w:val="28"/>
+        </w:rPr>
+      </w:pPr>
+      <w:r>
+        <w:rPr>
+          <w:rFonts w:ascii="Times New Roman" w:hAnsi="Times New Roman" w:cs="Times New Roman"/>
+          <w:sz w:val="28"/>
+          <w:szCs w:val="28"/>
+        </w:rPr>
+        <w:t xml:space="preserve">Переименовать каждый фрейм через </w:t>
+      </w:r>
+      <w:proofErr w:type="spellStart"/>
+      <w:r>
+        <w:rPr>
+          <w:rFonts w:ascii="Times New Roman" w:hAnsi="Times New Roman" w:cs="Times New Roman"/>
+          <w:sz w:val="28"/>
+          <w:szCs w:val="28"/>
+        </w:rPr>
+        <w:t>слэшы</w:t>
+      </w:r>
+      <w:proofErr w:type="spellEnd"/>
+    </w:p>
+    <w:p>
+      <w:pPr>
+        <w:pStyle w:val="a3"/>
+        <w:numPr>
+          <w:ilvl w:val="0"/>
+          <w:numId w:val="21"/>
+        </w:numPr>
+        <w:tabs>
+          <w:tab w:val="left" w:pos="1134"/>
+        </w:tabs>
+        <w:spacing w:before="240" w:after="240"/>
+        <w:jc w:val="both"/>
+        <w:rPr>
+          <w:rFonts w:ascii="Times New Roman" w:hAnsi="Times New Roman" w:cs="Times New Roman"/>
+          <w:sz w:val="28"/>
+          <w:szCs w:val="28"/>
+        </w:rPr>
+      </w:pPr>
+      <w:r>
+        <w:rPr>
+          <w:rFonts w:ascii="Times New Roman" w:hAnsi="Times New Roman" w:cs="Times New Roman"/>
+          <w:sz w:val="28"/>
+          <w:szCs w:val="28"/>
+        </w:rPr>
+        <w:t>Выделить нужные компоненты и объединить их</w:t>
+      </w:r>
+    </w:p>
+    <w:p>
+      <w:pPr>
+        <w:pStyle w:val="a3"/>
+        <w:numPr>
+          <w:ilvl w:val="0"/>
+          <w:numId w:val="21"/>
+        </w:numPr>
+        <w:tabs>
+          <w:tab w:val="left" w:pos="1134"/>
+        </w:tabs>
+        <w:spacing w:before="240" w:after="240"/>
+        <w:jc w:val="both"/>
+        <w:rPr>
+          <w:rFonts w:ascii="Times New Roman" w:hAnsi="Times New Roman" w:cs="Times New Roman"/>
+          <w:sz w:val="28"/>
+          <w:szCs w:val="28"/>
+        </w:rPr>
+      </w:pPr>
+      <w:r>
+        <w:rPr>
+          <w:rFonts w:ascii="Times New Roman" w:hAnsi="Times New Roman" w:cs="Times New Roman"/>
+          <w:sz w:val="28"/>
+          <w:szCs w:val="28"/>
+        </w:rPr>
+        <w:t>Настроить свойства</w:t>
+      </w:r>
     </w:p>
     <w:p>
       <w:pPr>
@@ -7348,6 +7781,93 @@
     </w:p>
     <w:p>
       <w:pPr>
+        <w:spacing w:after="0" w:line="240" w:lineRule="auto"/>
+        <w:jc w:val="both"/>
+        <w:rPr>
+          <w:rFonts w:ascii="Times New Roman" w:hAnsi="Times New Roman" w:cs="Times New Roman"/>
+          <w:sz w:val="28"/>
+          <w:szCs w:val="28"/>
+        </w:rPr>
+      </w:pPr>
+      <w:proofErr w:type="spellStart"/>
+      <w:r>
+        <w:rPr>
+          <w:rFonts w:ascii="Times New Roman" w:hAnsi="Times New Roman" w:cs="Times New Roman"/>
+          <w:sz w:val="28"/>
+          <w:szCs w:val="28"/>
+        </w:rPr>
+        <w:t>Автолейауты</w:t>
+      </w:r>
+      <w:proofErr w:type="spellEnd"/>
+      <w:r>
+        <w:rPr>
+          <w:rFonts w:ascii="Times New Roman" w:hAnsi="Times New Roman" w:cs="Times New Roman"/>
+          <w:sz w:val="28"/>
+          <w:szCs w:val="28"/>
+        </w:rPr>
+        <w:t xml:space="preserve"> – это динамическое свойство в </w:t>
+      </w:r>
+      <w:r>
+        <w:rPr>
+          <w:rFonts w:ascii="Times New Roman" w:hAnsi="Times New Roman" w:cs="Times New Roman"/>
+          <w:sz w:val="28"/>
+          <w:szCs w:val="28"/>
+          <w:lang w:val="en-US"/>
+        </w:rPr>
+        <w:t>Figma</w:t>
+      </w:r>
+      <w:r>
+        <w:rPr>
+          <w:rFonts w:ascii="Times New Roman" w:hAnsi="Times New Roman" w:cs="Times New Roman"/>
+          <w:sz w:val="28"/>
+          <w:szCs w:val="28"/>
+        </w:rPr>
+        <w:t xml:space="preserve">, которое позволяет создать гибкий, адаптивный под изменения размеров контейнера дизайн. </w:t>
+      </w:r>
+      <w:proofErr w:type="spellStart"/>
+      <w:r>
+        <w:rPr>
+          <w:rFonts w:ascii="Times New Roman" w:hAnsi="Times New Roman" w:cs="Times New Roman"/>
+          <w:sz w:val="28"/>
+          <w:szCs w:val="28"/>
+        </w:rPr>
+        <w:t>Автолейауты</w:t>
+      </w:r>
+      <w:proofErr w:type="spellEnd"/>
+      <w:r>
+        <w:rPr>
+          <w:rFonts w:ascii="Times New Roman" w:hAnsi="Times New Roman" w:cs="Times New Roman"/>
+          <w:sz w:val="28"/>
+          <w:szCs w:val="28"/>
+        </w:rPr>
+        <w:t xml:space="preserve"> </w:t>
+      </w:r>
+      <w:r>
+        <w:rPr>
+          <w:rFonts w:ascii="Times New Roman" w:hAnsi="Times New Roman" w:cs="Times New Roman"/>
+          <w:sz w:val="28"/>
+          <w:szCs w:val="28"/>
+        </w:rPr>
+        <w:lastRenderedPageBreak/>
+        <w:t>позволяют автоматически изменять размеры фрейма по мере того, как меняется его содержимое.</w:t>
+      </w:r>
+    </w:p>
+    <w:p>
+      <w:pPr>
+        <w:tabs>
+          <w:tab w:val="left" w:pos="1134"/>
+        </w:tabs>
+        <w:spacing w:before="240" w:after="240"/>
+        <w:jc w:val="both"/>
+        <w:rPr>
+          <w:rFonts w:ascii="Times New Roman" w:hAnsi="Times New Roman" w:cs="Times New Roman"/>
+          <w:sz w:val="28"/>
+          <w:szCs w:val="28"/>
+        </w:rPr>
+      </w:pPr>
+    </w:p>
+    <w:p>
+      <w:pPr>
         <w:pStyle w:val="a3"/>
         <w:numPr>
           <w:ilvl w:val="0"/>
@@ -7408,6 +7928,443 @@
         <w:t>?</w:t>
       </w:r>
     </w:p>
+    <w:p>
+      <w:pPr>
+        <w:pStyle w:val="a3"/>
+        <w:tabs>
+          <w:tab w:val="left" w:pos="1134"/>
+        </w:tabs>
+        <w:spacing w:before="240" w:after="240"/>
+        <w:ind w:left="709"/>
+        <w:jc w:val="both"/>
+        <w:rPr>
+          <w:rFonts w:ascii="Times New Roman" w:hAnsi="Times New Roman" w:cs="Times New Roman"/>
+          <w:sz w:val="28"/>
+          <w:szCs w:val="28"/>
+        </w:rPr>
+      </w:pPr>
+    </w:p>
+    <w:p>
+      <w:pPr>
+        <w:pStyle w:val="a3"/>
+        <w:numPr>
+          <w:ilvl w:val="0"/>
+          <w:numId w:val="22"/>
+        </w:numPr>
+        <w:tabs>
+          <w:tab w:val="left" w:pos="1276"/>
+        </w:tabs>
+        <w:spacing w:after="0" w:line="240" w:lineRule="auto"/>
+        <w:jc w:val="both"/>
+        <w:rPr>
+          <w:rFonts w:ascii="Times New Roman" w:hAnsi="Times New Roman" w:cs="Times New Roman"/>
+          <w:sz w:val="28"/>
+          <w:szCs w:val="28"/>
+        </w:rPr>
+      </w:pPr>
+      <w:r>
+        <w:rPr>
+          <w:rFonts w:ascii="Times New Roman" w:hAnsi="Times New Roman" w:cs="Times New Roman"/>
+          <w:sz w:val="28"/>
+          <w:szCs w:val="28"/>
+          <w:lang w:val="en-US"/>
+        </w:rPr>
+        <w:t>Direction</w:t>
+      </w:r>
+      <w:r>
+        <w:rPr>
+          <w:rFonts w:ascii="Times New Roman" w:hAnsi="Times New Roman" w:cs="Times New Roman"/>
+          <w:sz w:val="28"/>
+          <w:szCs w:val="28"/>
+        </w:rPr>
+        <w:t xml:space="preserve"> (Направление) указывает на то, как будут выстраиваться элементы внутри фрейма с </w:t>
+      </w:r>
+      <w:proofErr w:type="spellStart"/>
+      <w:r>
+        <w:rPr>
+          <w:rFonts w:ascii="Times New Roman" w:hAnsi="Times New Roman" w:cs="Times New Roman"/>
+          <w:sz w:val="28"/>
+          <w:szCs w:val="28"/>
+        </w:rPr>
+        <w:t>автолейаутом</w:t>
+      </w:r>
+      <w:proofErr w:type="spellEnd"/>
+      <w:r>
+        <w:rPr>
+          <w:rFonts w:ascii="Times New Roman" w:hAnsi="Times New Roman" w:cs="Times New Roman"/>
+          <w:sz w:val="28"/>
+          <w:szCs w:val="28"/>
+        </w:rPr>
+        <w:t xml:space="preserve">. Может быть </w:t>
+      </w:r>
+      <w:r>
+        <w:rPr>
+          <w:rFonts w:ascii="Times New Roman" w:hAnsi="Times New Roman" w:cs="Times New Roman"/>
+          <w:sz w:val="28"/>
+          <w:szCs w:val="28"/>
+          <w:lang w:val="en-US"/>
+        </w:rPr>
+        <w:t>horizontal</w:t>
+      </w:r>
+      <w:r>
+        <w:rPr>
+          <w:rFonts w:ascii="Times New Roman" w:hAnsi="Times New Roman" w:cs="Times New Roman"/>
+          <w:sz w:val="28"/>
+          <w:szCs w:val="28"/>
+        </w:rPr>
+        <w:t xml:space="preserve">, </w:t>
+      </w:r>
+      <w:r>
+        <w:rPr>
+          <w:rFonts w:ascii="Times New Roman" w:hAnsi="Times New Roman" w:cs="Times New Roman"/>
+          <w:sz w:val="28"/>
+          <w:szCs w:val="28"/>
+          <w:lang w:val="en-US"/>
+        </w:rPr>
+        <w:t>vertical</w:t>
+      </w:r>
+      <w:r>
+        <w:rPr>
+          <w:rFonts w:ascii="Times New Roman" w:hAnsi="Times New Roman" w:cs="Times New Roman"/>
+          <w:sz w:val="28"/>
+          <w:szCs w:val="28"/>
+        </w:rPr>
+        <w:t xml:space="preserve">, </w:t>
+      </w:r>
+      <w:r>
+        <w:rPr>
+          <w:rFonts w:ascii="Times New Roman" w:hAnsi="Times New Roman" w:cs="Times New Roman"/>
+          <w:sz w:val="28"/>
+          <w:szCs w:val="28"/>
+          <w:lang w:val="en-US"/>
+        </w:rPr>
+        <w:t>wrap</w:t>
+      </w:r>
+      <w:r>
+        <w:rPr>
+          <w:rFonts w:ascii="Times New Roman" w:hAnsi="Times New Roman" w:cs="Times New Roman"/>
+          <w:sz w:val="28"/>
+          <w:szCs w:val="28"/>
+        </w:rPr>
+        <w:t>.</w:t>
+      </w:r>
+    </w:p>
+    <w:p>
+      <w:pPr>
+        <w:pStyle w:val="a3"/>
+        <w:numPr>
+          <w:ilvl w:val="0"/>
+          <w:numId w:val="22"/>
+        </w:numPr>
+        <w:tabs>
+          <w:tab w:val="left" w:pos="1276"/>
+        </w:tabs>
+        <w:spacing w:after="0" w:line="240" w:lineRule="auto"/>
+        <w:jc w:val="both"/>
+        <w:rPr>
+          <w:rFonts w:ascii="Times New Roman" w:hAnsi="Times New Roman" w:cs="Times New Roman"/>
+          <w:sz w:val="28"/>
+          <w:szCs w:val="28"/>
+        </w:rPr>
+      </w:pPr>
+      <w:r>
+        <w:rPr>
+          <w:rFonts w:ascii="Times New Roman" w:hAnsi="Times New Roman" w:cs="Times New Roman"/>
+          <w:sz w:val="28"/>
+          <w:szCs w:val="28"/>
+          <w:lang w:val="en-US"/>
+        </w:rPr>
+        <w:t>Alignment</w:t>
+      </w:r>
+      <w:r>
+        <w:rPr>
+          <w:rFonts w:ascii="Times New Roman" w:hAnsi="Times New Roman" w:cs="Times New Roman"/>
+          <w:sz w:val="28"/>
+          <w:szCs w:val="28"/>
+        </w:rPr>
+        <w:t xml:space="preserve"> (Выравнивание) указывает тип выравнивания всех элементов внутри фрейма с </w:t>
+      </w:r>
+      <w:proofErr w:type="spellStart"/>
+      <w:r>
+        <w:rPr>
+          <w:rFonts w:ascii="Times New Roman" w:hAnsi="Times New Roman" w:cs="Times New Roman"/>
+          <w:sz w:val="28"/>
+          <w:szCs w:val="28"/>
+        </w:rPr>
+        <w:t>автолейаутом</w:t>
+      </w:r>
+      <w:proofErr w:type="spellEnd"/>
+      <w:r>
+        <w:rPr>
+          <w:rFonts w:ascii="Times New Roman" w:hAnsi="Times New Roman" w:cs="Times New Roman"/>
+          <w:sz w:val="28"/>
+          <w:szCs w:val="28"/>
+        </w:rPr>
+        <w:t>.</w:t>
+      </w:r>
+    </w:p>
+    <w:p>
+      <w:pPr>
+        <w:pStyle w:val="a3"/>
+        <w:numPr>
+          <w:ilvl w:val="0"/>
+          <w:numId w:val="22"/>
+        </w:numPr>
+        <w:tabs>
+          <w:tab w:val="left" w:pos="1276"/>
+        </w:tabs>
+        <w:spacing w:after="0" w:line="240" w:lineRule="auto"/>
+        <w:jc w:val="both"/>
+        <w:rPr>
+          <w:rFonts w:ascii="Times New Roman" w:hAnsi="Times New Roman" w:cs="Times New Roman"/>
+          <w:sz w:val="28"/>
+          <w:szCs w:val="28"/>
+        </w:rPr>
+      </w:pPr>
+      <w:r>
+        <w:rPr>
+          <w:rFonts w:ascii="Times New Roman" w:hAnsi="Times New Roman" w:cs="Times New Roman"/>
+          <w:sz w:val="28"/>
+          <w:szCs w:val="28"/>
+          <w:lang w:val="en-US"/>
+        </w:rPr>
+        <w:t>Spacing</w:t>
+      </w:r>
+      <w:r>
+        <w:rPr>
+          <w:rFonts w:ascii="Times New Roman" w:hAnsi="Times New Roman" w:cs="Times New Roman"/>
+          <w:sz w:val="28"/>
+          <w:szCs w:val="28"/>
+        </w:rPr>
+        <w:t xml:space="preserve"> </w:t>
+      </w:r>
+      <w:r>
+        <w:rPr>
+          <w:rFonts w:ascii="Times New Roman" w:hAnsi="Times New Roman" w:cs="Times New Roman"/>
+          <w:sz w:val="28"/>
+          <w:szCs w:val="28"/>
+          <w:lang w:val="en-US"/>
+        </w:rPr>
+        <w:t>between</w:t>
+      </w:r>
+      <w:r>
+        <w:rPr>
+          <w:rFonts w:ascii="Times New Roman" w:hAnsi="Times New Roman" w:cs="Times New Roman"/>
+          <w:sz w:val="28"/>
+          <w:szCs w:val="28"/>
+        </w:rPr>
+        <w:t xml:space="preserve"> </w:t>
+      </w:r>
+      <w:r>
+        <w:rPr>
+          <w:rFonts w:ascii="Times New Roman" w:hAnsi="Times New Roman" w:cs="Times New Roman"/>
+          <w:sz w:val="28"/>
+          <w:szCs w:val="28"/>
+          <w:lang w:val="en-US"/>
+        </w:rPr>
+        <w:t>items</w:t>
+      </w:r>
+      <w:r>
+        <w:rPr>
+          <w:rFonts w:ascii="Times New Roman" w:hAnsi="Times New Roman" w:cs="Times New Roman"/>
+          <w:sz w:val="28"/>
+          <w:szCs w:val="28"/>
+        </w:rPr>
+        <w:t xml:space="preserve"> указывает расстояние между элементами внутри фрейма с </w:t>
+      </w:r>
+      <w:proofErr w:type="spellStart"/>
+      <w:r>
+        <w:rPr>
+          <w:rFonts w:ascii="Times New Roman" w:hAnsi="Times New Roman" w:cs="Times New Roman"/>
+          <w:sz w:val="28"/>
+          <w:szCs w:val="28"/>
+        </w:rPr>
+        <w:t>автолейаутом</w:t>
+      </w:r>
+      <w:proofErr w:type="spellEnd"/>
+      <w:r>
+        <w:rPr>
+          <w:rFonts w:ascii="Times New Roman" w:hAnsi="Times New Roman" w:cs="Times New Roman"/>
+          <w:sz w:val="28"/>
+          <w:szCs w:val="28"/>
+        </w:rPr>
+        <w:t>.</w:t>
+      </w:r>
+    </w:p>
+    <w:p>
+      <w:pPr>
+        <w:pStyle w:val="a3"/>
+        <w:numPr>
+          <w:ilvl w:val="0"/>
+          <w:numId w:val="22"/>
+        </w:numPr>
+        <w:tabs>
+          <w:tab w:val="left" w:pos="1276"/>
+        </w:tabs>
+        <w:spacing w:after="0" w:line="240" w:lineRule="auto"/>
+        <w:jc w:val="both"/>
+        <w:rPr>
+          <w:rFonts w:ascii="Times New Roman" w:hAnsi="Times New Roman" w:cs="Times New Roman"/>
+          <w:sz w:val="28"/>
+          <w:szCs w:val="28"/>
+        </w:rPr>
+      </w:pPr>
+      <w:r>
+        <w:rPr>
+          <w:rFonts w:ascii="Times New Roman" w:hAnsi="Times New Roman" w:cs="Times New Roman"/>
+          <w:sz w:val="28"/>
+          <w:szCs w:val="28"/>
+          <w:lang w:val="en-US"/>
+        </w:rPr>
+        <w:t>Horizontal</w:t>
+      </w:r>
+      <w:r>
+        <w:rPr>
+          <w:rFonts w:ascii="Times New Roman" w:hAnsi="Times New Roman" w:cs="Times New Roman"/>
+          <w:sz w:val="28"/>
+          <w:szCs w:val="28"/>
+        </w:rPr>
+        <w:t xml:space="preserve"> </w:t>
+      </w:r>
+      <w:r>
+        <w:rPr>
+          <w:rFonts w:ascii="Times New Roman" w:hAnsi="Times New Roman" w:cs="Times New Roman"/>
+          <w:sz w:val="28"/>
+          <w:szCs w:val="28"/>
+          <w:lang w:val="en-US"/>
+        </w:rPr>
+        <w:t>padding</w:t>
+      </w:r>
+      <w:r>
+        <w:rPr>
+          <w:rFonts w:ascii="Times New Roman" w:hAnsi="Times New Roman" w:cs="Times New Roman"/>
+          <w:sz w:val="28"/>
+          <w:szCs w:val="28"/>
+        </w:rPr>
+        <w:t xml:space="preserve"> указывает горизонтальные отступы от элементов внутри фрейма (содержимого) и границами контейнера.</w:t>
+      </w:r>
+    </w:p>
+    <w:p>
+      <w:pPr>
+        <w:pStyle w:val="a3"/>
+        <w:numPr>
+          <w:ilvl w:val="0"/>
+          <w:numId w:val="22"/>
+        </w:numPr>
+        <w:tabs>
+          <w:tab w:val="left" w:pos="1276"/>
+        </w:tabs>
+        <w:spacing w:after="0" w:line="240" w:lineRule="auto"/>
+        <w:jc w:val="both"/>
+        <w:rPr>
+          <w:rFonts w:ascii="Times New Roman" w:hAnsi="Times New Roman" w:cs="Times New Roman"/>
+          <w:sz w:val="28"/>
+          <w:szCs w:val="28"/>
+        </w:rPr>
+      </w:pPr>
+      <w:r>
+        <w:rPr>
+          <w:rFonts w:ascii="Times New Roman" w:hAnsi="Times New Roman" w:cs="Times New Roman"/>
+          <w:sz w:val="28"/>
+          <w:szCs w:val="28"/>
+          <w:lang w:val="en-US"/>
+        </w:rPr>
+        <w:t>Vertical</w:t>
+      </w:r>
+      <w:r>
+        <w:rPr>
+          <w:rFonts w:ascii="Times New Roman" w:hAnsi="Times New Roman" w:cs="Times New Roman"/>
+          <w:sz w:val="28"/>
+          <w:szCs w:val="28"/>
+        </w:rPr>
+        <w:t xml:space="preserve"> </w:t>
+      </w:r>
+      <w:r>
+        <w:rPr>
+          <w:rFonts w:ascii="Times New Roman" w:hAnsi="Times New Roman" w:cs="Times New Roman"/>
+          <w:sz w:val="28"/>
+          <w:szCs w:val="28"/>
+          <w:lang w:val="en-US"/>
+        </w:rPr>
+        <w:t>padding</w:t>
+      </w:r>
+      <w:r>
+        <w:rPr>
+          <w:rFonts w:ascii="Times New Roman" w:hAnsi="Times New Roman" w:cs="Times New Roman"/>
+          <w:sz w:val="28"/>
+          <w:szCs w:val="28"/>
+        </w:rPr>
+        <w:t xml:space="preserve"> вертикальные отступы от элементов внутри фрейма (содержимого) и границами контейнера.</w:t>
+      </w:r>
+    </w:p>
+    <w:p>
+      <w:pPr>
+        <w:pStyle w:val="a3"/>
+        <w:numPr>
+          <w:ilvl w:val="0"/>
+          <w:numId w:val="22"/>
+        </w:numPr>
+        <w:tabs>
+          <w:tab w:val="left" w:pos="1276"/>
+        </w:tabs>
+        <w:spacing w:after="0" w:line="240" w:lineRule="auto"/>
+        <w:jc w:val="both"/>
+        <w:rPr>
+          <w:rFonts w:ascii="Times New Roman" w:hAnsi="Times New Roman" w:cs="Times New Roman"/>
+          <w:sz w:val="28"/>
+          <w:szCs w:val="28"/>
+        </w:rPr>
+      </w:pPr>
+      <w:r>
+        <w:rPr>
+          <w:rFonts w:ascii="Times New Roman" w:hAnsi="Times New Roman" w:cs="Times New Roman"/>
+          <w:sz w:val="28"/>
+          <w:szCs w:val="28"/>
+          <w:lang w:val="en-US"/>
+        </w:rPr>
+        <w:t>Distribution</w:t>
+      </w:r>
+      <w:r>
+        <w:rPr>
+          <w:rFonts w:ascii="Times New Roman" w:hAnsi="Times New Roman" w:cs="Times New Roman"/>
+          <w:sz w:val="28"/>
+          <w:szCs w:val="28"/>
+        </w:rPr>
+        <w:t xml:space="preserve"> необходим для указания дополнительных параметров для фрейма с </w:t>
+      </w:r>
+      <w:proofErr w:type="spellStart"/>
+      <w:r>
+        <w:rPr>
+          <w:rFonts w:ascii="Times New Roman" w:hAnsi="Times New Roman" w:cs="Times New Roman"/>
+          <w:sz w:val="28"/>
+          <w:szCs w:val="28"/>
+        </w:rPr>
+        <w:t>автолейаутом</w:t>
+      </w:r>
+      <w:proofErr w:type="spellEnd"/>
+      <w:r>
+        <w:rPr>
+          <w:rFonts w:ascii="Times New Roman" w:hAnsi="Times New Roman" w:cs="Times New Roman"/>
+          <w:sz w:val="28"/>
+          <w:szCs w:val="28"/>
+        </w:rPr>
+        <w:t>.</w:t>
+      </w:r>
+    </w:p>
+    <w:p>
+      <w:pPr>
+        <w:tabs>
+          <w:tab w:val="left" w:pos="1134"/>
+        </w:tabs>
+        <w:spacing w:before="240" w:after="240"/>
+        <w:jc w:val="both"/>
+        <w:rPr>
+          <w:rFonts w:ascii="Times New Roman" w:hAnsi="Times New Roman" w:cs="Times New Roman"/>
+          <w:sz w:val="28"/>
+          <w:szCs w:val="28"/>
+        </w:rPr>
+      </w:pPr>
+    </w:p>
     <w:sectPr>
       <w:pgSz w:w="11906" w:h="16838"/>
       <w:pgMar w:top="1134" w:right="850" w:bottom="1134" w:left="1701" w:header="708" w:footer="708" w:gutter="0"/>
@@ -7419,7 +8376,7 @@
 </file>
 
 <file path=word/endnotes.xml><?xml version="1.0" encoding="utf-8"?>
-<w:endnotes xmlns:wpc="http://schemas.microsoft.com/office/word/2010/wordprocessingCanvas" xmlns:mc="http://schemas.openxmlformats.org/markup-compatibility/2006" xmlns:o="urn:schemas-microsoft-com:office:office" xmlns:r="http://schemas.openxmlformats.org/officeDocument/2006/relationships" xmlns:m="http://schemas.openxmlformats.org/officeDocument/2006/math" xmlns:v="urn:schemas-microsoft-com:vml" xmlns:wp14="http://schemas.microsoft.com/office/word/2010/wordprocessingDrawing" xmlns:wp="http://schemas.openxmlformats.org/drawingml/2006/wordprocessingDrawing" xmlns:w10="urn:schemas-microsoft-com:office:word" xmlns:w="http://schemas.openxmlformats.org/wordprocessingml/2006/main" xmlns:w14="http://schemas.microsoft.com/office/word/2010/wordml" xmlns:w15="http://schemas.microsoft.com/office/word/2012/wordml" xmlns:wpg="http://schemas.microsoft.com/office/word/2010/wordprocessingGroup" xmlns:wpi="http://schemas.microsoft.com/office/word/2010/wordprocessingInk" xmlns:wne="http://schemas.microsoft.com/office/word/2006/wordml" xmlns:wps="http://schemas.microsoft.com/office/word/2010/wordprocessingShape" mc:Ignorable="w14 w15 wp14">
+<w:endnotes xmlns:wpc="http://schemas.microsoft.com/office/word/2010/wordprocessingCanvas" xmlns:cx="http://schemas.microsoft.com/office/drawing/2014/chartex" xmlns:cx1="http://schemas.microsoft.com/office/drawing/2015/9/8/chartex" xmlns:cx2="http://schemas.microsoft.com/office/drawing/2015/10/21/chartex" xmlns:cx3="http://schemas.microsoft.com/office/drawing/2016/5/9/chartex" xmlns:cx4="http://schemas.microsoft.com/office/drawing/2016/5/10/chartex" xmlns:cx5="http://schemas.microsoft.com/office/drawing/2016/5/11/chartex" xmlns:cx6="http://schemas.microsoft.com/office/drawing/2016/5/12/chartex" xmlns:cx7="http://schemas.microsoft.com/office/drawing/2016/5/13/chartex" xmlns:cx8="http://schemas.microsoft.com/office/drawing/2016/5/14/chartex" xmlns:mc="http://schemas.openxmlformats.org/markup-compatibility/2006" xmlns:aink="http://schemas.microsoft.com/office/drawing/2016/ink" xmlns:am3d="http://schemas.microsoft.com/office/drawing/2017/model3d" xmlns:o="urn:schemas-microsoft-com:office:office" xmlns:oel="http://schemas.microsoft.com/office/2019/extlst" xmlns:r="http://schemas.openxmlformats.org/officeDocument/2006/relationships" xmlns:m="http://schemas.openxmlformats.org/officeDocument/2006/math" xmlns:v="urn:schemas-microsoft-com:vml" xmlns:wp14="http://schemas.microsoft.com/office/word/2010/wordprocessingDrawing" xmlns:wp="http://schemas.openxmlformats.org/drawingml/2006/wordprocessingDrawing" xmlns:w10="urn:schemas-microsoft-com:office:word" xmlns:w="http://schemas.openxmlformats.org/wordprocessingml/2006/main" xmlns:w14="http://schemas.microsoft.com/office/word/2010/wordml" xmlns:w15="http://schemas.microsoft.com/office/word/2012/wordml" xmlns:w16cex="http://schemas.microsoft.com/office/word/2018/wordml/cex" xmlns:w16cid="http://schemas.microsoft.com/office/word/2016/wordml/cid" xmlns:w16="http://schemas.microsoft.com/office/word/2018/wordml" xmlns:w16sdtdh="http://schemas.microsoft.com/office/word/2020/wordml/sdtdatahash" xmlns:w16se="http://schemas.microsoft.com/office/word/2015/wordml/symex" xmlns:wpg="http://schemas.microsoft.com/office/word/2010/wordprocessingGroup" xmlns:wpi="http://schemas.microsoft.com/office/word/2010/wordprocessingInk" xmlns:wne="http://schemas.microsoft.com/office/word/2006/wordml" xmlns:wps="http://schemas.microsoft.com/office/word/2010/wordprocessingShape" mc:Ignorable="w14 w15 w16se w16cid w16 w16cex w16sdtdh wp14">
   <w:endnote w:type="separator" w:id="-1">
     <w:p>
       <w:pPr>
@@ -7444,7 +8401,7 @@
 </file>
 
 <file path=word/footnotes.xml><?xml version="1.0" encoding="utf-8"?>
-<w:footnotes xmlns:wpc="http://schemas.microsoft.com/office/word/2010/wordprocessingCanvas" xmlns:mc="http://schemas.openxmlformats.org/markup-compatibility/2006" xmlns:o="urn:schemas-microsoft-com:office:office" xmlns:r="http://schemas.openxmlformats.org/officeDocument/2006/relationships" xmlns:m="http://schemas.openxmlformats.org/officeDocument/2006/math" xmlns:v="urn:schemas-microsoft-com:vml" xmlns:wp14="http://schemas.microsoft.com/office/word/2010/wordprocessingDrawing" xmlns:wp="http://schemas.openxmlformats.org/drawingml/2006/wordprocessingDrawing" xmlns:w10="urn:schemas-microsoft-com:office:word" xmlns:w="http://schemas.openxmlformats.org/wordprocessingml/2006/main" xmlns:w14="http://schemas.microsoft.com/office/word/2010/wordml" xmlns:w15="http://schemas.microsoft.com/office/word/2012/wordml" xmlns:wpg="http://schemas.microsoft.com/office/word/2010/wordprocessingGroup" xmlns:wpi="http://schemas.microsoft.com/office/word/2010/wordprocessingInk" xmlns:wne="http://schemas.microsoft.com/office/word/2006/wordml" xmlns:wps="http://schemas.microsoft.com/office/word/2010/wordprocessingShape" mc:Ignorable="w14 w15 wp14">
+<w:footnotes xmlns:wpc="http://schemas.microsoft.com/office/word/2010/wordprocessingCanvas" xmlns:cx="http://schemas.microsoft.com/office/drawing/2014/chartex" xmlns:cx1="http://schemas.microsoft.com/office/drawing/2015/9/8/chartex" xmlns:cx2="http://schemas.microsoft.com/office/drawing/2015/10/21/chartex" xmlns:cx3="http://schemas.microsoft.com/office/drawing/2016/5/9/chartex" xmlns:cx4="http://schemas.microsoft.com/office/drawing/2016/5/10/chartex" xmlns:cx5="http://schemas.microsoft.com/office/drawing/2016/5/11/chartex" xmlns:cx6="http://schemas.microsoft.com/office/drawing/2016/5/12/chartex" xmlns:cx7="http://schemas.microsoft.com/office/drawing/2016/5/13/chartex" xmlns:cx8="http://schemas.microsoft.com/office/drawing/2016/5/14/chartex" xmlns:mc="http://schemas.openxmlformats.org/markup-compatibility/2006" xmlns:aink="http://schemas.microsoft.com/office/drawing/2016/ink" xmlns:am3d="http://schemas.microsoft.com/office/drawing/2017/model3d" xmlns:o="urn:schemas-microsoft-com:office:office" xmlns:oel="http://schemas.microsoft.com/office/2019/extlst" xmlns:r="http://schemas.openxmlformats.org/officeDocument/2006/relationships" xmlns:m="http://schemas.openxmlformats.org/officeDocument/2006/math" xmlns:v="urn:schemas-microsoft-com:vml" xmlns:wp14="http://schemas.microsoft.com/office/word/2010/wordprocessingDrawing" xmlns:wp="http://schemas.openxmlformats.org/drawingml/2006/wordprocessingDrawing" xmlns:w10="urn:schemas-microsoft-com:office:word" xmlns:w="http://schemas.openxmlformats.org/wordprocessingml/2006/main" xmlns:w14="http://schemas.microsoft.com/office/word/2010/wordml" xmlns:w15="http://schemas.microsoft.com/office/word/2012/wordml" xmlns:w16cex="http://schemas.microsoft.com/office/word/2018/wordml/cex" xmlns:w16cid="http://schemas.microsoft.com/office/word/2016/wordml/cid" xmlns:w16="http://schemas.microsoft.com/office/word/2018/wordml" xmlns:w16sdtdh="http://schemas.microsoft.com/office/word/2020/wordml/sdtdatahash" xmlns:w16se="http://schemas.microsoft.com/office/word/2015/wordml/symex" xmlns:wpg="http://schemas.microsoft.com/office/word/2010/wordprocessingGroup" xmlns:wpi="http://schemas.microsoft.com/office/word/2010/wordprocessingInk" xmlns:wne="http://schemas.microsoft.com/office/word/2006/wordml" xmlns:wps="http://schemas.microsoft.com/office/word/2010/wordprocessingShape" mc:Ignorable="w14 w15 w16se w16cid w16 w16cex w16sdtdh wp14">
   <w:footnote w:type="separator" w:id="-1">
     <w:p>
       <w:pPr>
@@ -7469,8 +8426,8 @@
 </file>
 
 <file path=word/numbering.xml><?xml version="1.0" encoding="utf-8"?>
-<w:numbering xmlns:wpc="http://schemas.microsoft.com/office/word/2010/wordprocessingCanvas" xmlns:mc="http://schemas.openxmlformats.org/markup-compatibility/2006" xmlns:o="urn:schemas-microsoft-com:office:office" xmlns:r="http://schemas.openxmlformats.org/officeDocument/2006/relationships" xmlns:m="http://schemas.openxmlformats.org/officeDocument/2006/math" xmlns:v="urn:schemas-microsoft-com:vml" xmlns:wp14="http://schemas.microsoft.com/office/word/2010/wordprocessingDrawing" xmlns:wp="http://schemas.openxmlformats.org/drawingml/2006/wordprocessingDrawing" xmlns:w10="urn:schemas-microsoft-com:office:word" xmlns:w="http://schemas.openxmlformats.org/wordprocessingml/2006/main" xmlns:w14="http://schemas.microsoft.com/office/word/2010/wordml" xmlns:w15="http://schemas.microsoft.com/office/word/2012/wordml" xmlns:wpg="http://schemas.microsoft.com/office/word/2010/wordprocessingGroup" xmlns:wpi="http://schemas.microsoft.com/office/word/2010/wordprocessingInk" xmlns:wne="http://schemas.microsoft.com/office/word/2006/wordml" xmlns:wps="http://schemas.microsoft.com/office/word/2010/wordprocessingShape" mc:Ignorable="w14 w15 wp14">
-  <w:abstractNum w:abstractNumId="0">
+<w:numbering xmlns:wpc="http://schemas.microsoft.com/office/word/2010/wordprocessingCanvas" xmlns:cx="http://schemas.microsoft.com/office/drawing/2014/chartex" xmlns:cx1="http://schemas.microsoft.com/office/drawing/2015/9/8/chartex" xmlns:cx2="http://schemas.microsoft.com/office/drawing/2015/10/21/chartex" xmlns:cx3="http://schemas.microsoft.com/office/drawing/2016/5/9/chartex" xmlns:cx4="http://schemas.microsoft.com/office/drawing/2016/5/10/chartex" xmlns:cx5="http://schemas.microsoft.com/office/drawing/2016/5/11/chartex" xmlns:cx6="http://schemas.microsoft.com/office/drawing/2016/5/12/chartex" xmlns:cx7="http://schemas.microsoft.com/office/drawing/2016/5/13/chartex" xmlns:cx8="http://schemas.microsoft.com/office/drawing/2016/5/14/chartex" xmlns:mc="http://schemas.openxmlformats.org/markup-compatibility/2006" xmlns:aink="http://schemas.microsoft.com/office/drawing/2016/ink" xmlns:am3d="http://schemas.microsoft.com/office/drawing/2017/model3d" xmlns:o="urn:schemas-microsoft-com:office:office" xmlns:oel="http://schemas.microsoft.com/office/2019/extlst" xmlns:r="http://schemas.openxmlformats.org/officeDocument/2006/relationships" xmlns:m="http://schemas.openxmlformats.org/officeDocument/2006/math" xmlns:v="urn:schemas-microsoft-com:vml" xmlns:wp14="http://schemas.microsoft.com/office/word/2010/wordprocessingDrawing" xmlns:wp="http://schemas.openxmlformats.org/drawingml/2006/wordprocessingDrawing" xmlns:w10="urn:schemas-microsoft-com:office:word" xmlns:w="http://schemas.openxmlformats.org/wordprocessingml/2006/main" xmlns:w14="http://schemas.microsoft.com/office/word/2010/wordml" xmlns:w15="http://schemas.microsoft.com/office/word/2012/wordml" xmlns:w16cex="http://schemas.microsoft.com/office/word/2018/wordml/cex" xmlns:w16cid="http://schemas.microsoft.com/office/word/2016/wordml/cid" xmlns:w16="http://schemas.microsoft.com/office/word/2018/wordml" xmlns:w16sdtdh="http://schemas.microsoft.com/office/word/2020/wordml/sdtdatahash" xmlns:w16se="http://schemas.microsoft.com/office/word/2015/wordml/symex" xmlns:wpg="http://schemas.microsoft.com/office/word/2010/wordprocessingGroup" xmlns:wpi="http://schemas.microsoft.com/office/word/2010/wordprocessingInk" xmlns:wne="http://schemas.microsoft.com/office/word/2006/wordml" xmlns:wps="http://schemas.microsoft.com/office/word/2010/wordprocessingShape" mc:Ignorable="w14 w15 w16se w16cid w16 w16cex w16sdtdh wp14">
+  <w:abstractNum w:abstractNumId="0" w15:restartNumberingAfterBreak="0">
     <w:nsid w:val="040676A7"/>
     <w:multiLevelType w:val="hybridMultilevel"/>
     <w:tmpl w:val="7DBC2ED0"/>
@@ -7583,7 +8540,7 @@
       </w:rPr>
     </w:lvl>
   </w:abstractNum>
-  <w:abstractNum w:abstractNumId="1">
+  <w:abstractNum w:abstractNumId="1" w15:restartNumberingAfterBreak="0">
     <w:nsid w:val="08AB473B"/>
     <w:multiLevelType w:val="hybridMultilevel"/>
     <w:tmpl w:val="A9C2FC04"/>
@@ -7696,7 +8653,7 @@
       </w:rPr>
     </w:lvl>
   </w:abstractNum>
-  <w:abstractNum w:abstractNumId="2">
+  <w:abstractNum w:abstractNumId="2" w15:restartNumberingAfterBreak="0">
     <w:nsid w:val="0D302DF9"/>
     <w:multiLevelType w:val="hybridMultilevel"/>
     <w:tmpl w:val="D5D28F78"/>
@@ -7782,7 +8739,7 @@
       </w:pPr>
     </w:lvl>
   </w:abstractNum>
-  <w:abstractNum w:abstractNumId="3">
+  <w:abstractNum w:abstractNumId="3" w15:restartNumberingAfterBreak="0">
     <w:nsid w:val="11BC1B63"/>
     <w:multiLevelType w:val="hybridMultilevel"/>
     <w:tmpl w:val="B258670C"/>
@@ -7895,7 +8852,7 @@
       </w:rPr>
     </w:lvl>
   </w:abstractNum>
-  <w:abstractNum w:abstractNumId="4">
+  <w:abstractNum w:abstractNumId="4" w15:restartNumberingAfterBreak="0">
     <w:nsid w:val="15D964E3"/>
     <w:multiLevelType w:val="hybridMultilevel"/>
     <w:tmpl w:val="671E55A8"/>
@@ -7984,7 +8941,7 @@
       </w:pPr>
     </w:lvl>
   </w:abstractNum>
-  <w:abstractNum w:abstractNumId="5">
+  <w:abstractNum w:abstractNumId="5" w15:restartNumberingAfterBreak="0">
     <w:nsid w:val="18250616"/>
     <w:multiLevelType w:val="hybridMultilevel"/>
     <w:tmpl w:val="DF126E30"/>
@@ -8073,7 +9030,7 @@
       </w:pPr>
     </w:lvl>
   </w:abstractNum>
-  <w:abstractNum w:abstractNumId="6">
+  <w:abstractNum w:abstractNumId="6" w15:restartNumberingAfterBreak="0">
     <w:nsid w:val="18290BF2"/>
     <w:multiLevelType w:val="hybridMultilevel"/>
     <w:tmpl w:val="0572470E"/>
@@ -8162,7 +9119,7 @@
       </w:pPr>
     </w:lvl>
   </w:abstractNum>
-  <w:abstractNum w:abstractNumId="7">
+  <w:abstractNum w:abstractNumId="7" w15:restartNumberingAfterBreak="0">
     <w:nsid w:val="20D5349B"/>
     <w:multiLevelType w:val="hybridMultilevel"/>
     <w:tmpl w:val="CA9A079C"/>
@@ -8251,7 +9208,96 @@
       </w:pPr>
     </w:lvl>
   </w:abstractNum>
-  <w:abstractNum w:abstractNumId="8">
+  <w:abstractNum w:abstractNumId="8" w15:restartNumberingAfterBreak="0">
+    <w:nsid w:val="28865321"/>
+    <w:multiLevelType w:val="hybridMultilevel"/>
+    <w:tmpl w:val="B60CA154"/>
+    <w:lvl w:ilvl="0" w:tplc="2000000F">
+      <w:start w:val="1"/>
+      <w:numFmt w:val="decimal"/>
+      <w:lvlText w:val="%1."/>
+      <w:lvlJc w:val="left"/>
+      <w:pPr>
+        <w:ind w:left="720" w:hanging="360"/>
+      </w:pPr>
+      <w:rPr>
+        <w:rFonts w:hint="default"/>
+      </w:rPr>
+    </w:lvl>
+    <w:lvl w:ilvl="1" w:tplc="20000019" w:tentative="1">
+      <w:start w:val="1"/>
+      <w:numFmt w:val="lowerLetter"/>
+      <w:lvlText w:val="%2."/>
+      <w:lvlJc w:val="left"/>
+      <w:pPr>
+        <w:ind w:left="1440" w:hanging="360"/>
+      </w:pPr>
+    </w:lvl>
+    <w:lvl w:ilvl="2" w:tplc="2000001B" w:tentative="1">
+      <w:start w:val="1"/>
+      <w:numFmt w:val="lowerRoman"/>
+      <w:lvlText w:val="%3."/>
+      <w:lvlJc w:val="right"/>
+      <w:pPr>
+        <w:ind w:left="2160" w:hanging="180"/>
+      </w:pPr>
+    </w:lvl>
+    <w:lvl w:ilvl="3" w:tplc="2000000F" w:tentative="1">
+      <w:start w:val="1"/>
+      <w:numFmt w:val="decimal"/>
+      <w:lvlText w:val="%4."/>
+      <w:lvlJc w:val="left"/>
+      <w:pPr>
+        <w:ind w:left="2880" w:hanging="360"/>
+      </w:pPr>
+    </w:lvl>
+    <w:lvl w:ilvl="4" w:tplc="20000019" w:tentative="1">
+      <w:start w:val="1"/>
+      <w:numFmt w:val="lowerLetter"/>
+      <w:lvlText w:val="%5."/>
+      <w:lvlJc w:val="left"/>
+      <w:pPr>
+        <w:ind w:left="3600" w:hanging="360"/>
+      </w:pPr>
+    </w:lvl>
+    <w:lvl w:ilvl="5" w:tplc="2000001B" w:tentative="1">
+      <w:start w:val="1"/>
+      <w:numFmt w:val="lowerRoman"/>
+      <w:lvlText w:val="%6."/>
+      <w:lvlJc w:val="right"/>
+      <w:pPr>
+        <w:ind w:left="4320" w:hanging="180"/>
+      </w:pPr>
+    </w:lvl>
+    <w:lvl w:ilvl="6" w:tplc="2000000F" w:tentative="1">
+      <w:start w:val="1"/>
+      <w:numFmt w:val="decimal"/>
+      <w:lvlText w:val="%7."/>
+      <w:lvlJc w:val="left"/>
+      <w:pPr>
+        <w:ind w:left="5040" w:hanging="360"/>
+      </w:pPr>
+    </w:lvl>
+    <w:lvl w:ilvl="7" w:tplc="20000019" w:tentative="1">
+      <w:start w:val="1"/>
+      <w:numFmt w:val="lowerLetter"/>
+      <w:lvlText w:val="%8."/>
+      <w:lvlJc w:val="left"/>
+      <w:pPr>
+        <w:ind w:left="5760" w:hanging="360"/>
+      </w:pPr>
+    </w:lvl>
+    <w:lvl w:ilvl="8" w:tplc="2000001B" w:tentative="1">
+      <w:start w:val="1"/>
+      <w:numFmt w:val="lowerRoman"/>
+      <w:lvlText w:val="%9."/>
+      <w:lvlJc w:val="right"/>
+      <w:pPr>
+        <w:ind w:left="6480" w:hanging="180"/>
+      </w:pPr>
+    </w:lvl>
+  </w:abstractNum>
+  <w:abstractNum w:abstractNumId="9" w15:restartNumberingAfterBreak="0">
     <w:nsid w:val="3D3A1EA5"/>
     <w:multiLevelType w:val="hybridMultilevel"/>
     <w:tmpl w:val="242640F8"/>
@@ -8340,7 +9386,7 @@
       </w:pPr>
     </w:lvl>
   </w:abstractNum>
-  <w:abstractNum w:abstractNumId="9">
+  <w:abstractNum w:abstractNumId="10" w15:restartNumberingAfterBreak="0">
     <w:nsid w:val="45772BBF"/>
     <w:multiLevelType w:val="hybridMultilevel"/>
     <w:tmpl w:val="671E55A8"/>
@@ -8429,7 +9475,7 @@
       </w:pPr>
     </w:lvl>
   </w:abstractNum>
-  <w:abstractNum w:abstractNumId="10">
+  <w:abstractNum w:abstractNumId="11" w15:restartNumberingAfterBreak="0">
     <w:nsid w:val="48CE4A41"/>
     <w:multiLevelType w:val="hybridMultilevel"/>
     <w:tmpl w:val="8DF22902"/>
@@ -8542,7 +9588,7 @@
       </w:rPr>
     </w:lvl>
   </w:abstractNum>
-  <w:abstractNum w:abstractNumId="11">
+  <w:abstractNum w:abstractNumId="12" w15:restartNumberingAfterBreak="0">
     <w:nsid w:val="4A560DA4"/>
     <w:multiLevelType w:val="hybridMultilevel"/>
     <w:tmpl w:val="38DE0C32"/>
@@ -8631,7 +9677,7 @@
       </w:pPr>
     </w:lvl>
   </w:abstractNum>
-  <w:abstractNum w:abstractNumId="12">
+  <w:abstractNum w:abstractNumId="13" w15:restartNumberingAfterBreak="0">
     <w:nsid w:val="4EAC611B"/>
     <w:multiLevelType w:val="hybridMultilevel"/>
     <w:tmpl w:val="905C8FDC"/>
@@ -8720,7 +9766,7 @@
       </w:pPr>
     </w:lvl>
   </w:abstractNum>
-  <w:abstractNum w:abstractNumId="13">
+  <w:abstractNum w:abstractNumId="14" w15:restartNumberingAfterBreak="0">
     <w:nsid w:val="5163195F"/>
     <w:multiLevelType w:val="hybridMultilevel"/>
     <w:tmpl w:val="CA9A079C"/>
@@ -8809,7 +9855,7 @@
       </w:pPr>
     </w:lvl>
   </w:abstractNum>
-  <w:abstractNum w:abstractNumId="14">
+  <w:abstractNum w:abstractNumId="15" w15:restartNumberingAfterBreak="0">
     <w:nsid w:val="5F4C3D2D"/>
     <w:multiLevelType w:val="hybridMultilevel"/>
     <w:tmpl w:val="59BE2F42"/>
@@ -8922,7 +9968,7 @@
       </w:rPr>
     </w:lvl>
   </w:abstractNum>
-  <w:abstractNum w:abstractNumId="15">
+  <w:abstractNum w:abstractNumId="16" w15:restartNumberingAfterBreak="0">
     <w:nsid w:val="61070B04"/>
     <w:multiLevelType w:val="hybridMultilevel"/>
     <w:tmpl w:val="B79C7DEA"/>
@@ -9008,7 +10054,7 @@
       </w:pPr>
     </w:lvl>
   </w:abstractNum>
-  <w:abstractNum w:abstractNumId="16">
+  <w:abstractNum w:abstractNumId="17" w15:restartNumberingAfterBreak="0">
     <w:nsid w:val="680850D2"/>
     <w:multiLevelType w:val="hybridMultilevel"/>
     <w:tmpl w:val="391AF31C"/>
@@ -9121,7 +10167,7 @@
       </w:rPr>
     </w:lvl>
   </w:abstractNum>
-  <w:abstractNum w:abstractNumId="17">
+  <w:abstractNum w:abstractNumId="18" w15:restartNumberingAfterBreak="0">
     <w:nsid w:val="69C4536C"/>
     <w:multiLevelType w:val="hybridMultilevel"/>
     <w:tmpl w:val="0DBE8102"/>
@@ -9213,7 +10259,7 @@
       </w:pPr>
     </w:lvl>
   </w:abstractNum>
-  <w:abstractNum w:abstractNumId="18">
+  <w:abstractNum w:abstractNumId="19" w15:restartNumberingAfterBreak="0">
     <w:nsid w:val="746345B1"/>
     <w:multiLevelType w:val="hybridMultilevel"/>
     <w:tmpl w:val="22568D92"/>
@@ -9302,7 +10348,7 @@
       </w:pPr>
     </w:lvl>
   </w:abstractNum>
-  <w:abstractNum w:abstractNumId="19">
+  <w:abstractNum w:abstractNumId="20" w15:restartNumberingAfterBreak="0">
     <w:nsid w:val="755C1C22"/>
     <w:multiLevelType w:val="hybridMultilevel"/>
     <w:tmpl w:val="977E29A6"/>
@@ -9415,71 +10461,190 @@
       </w:rPr>
     </w:lvl>
   </w:abstractNum>
-  <w:num w:numId="1">
+  <w:abstractNum w:abstractNumId="21" w15:restartNumberingAfterBreak="0">
+    <w:nsid w:val="7C436392"/>
+    <w:multiLevelType w:val="hybridMultilevel"/>
+    <w:tmpl w:val="4DDAF89A"/>
+    <w:lvl w:ilvl="0" w:tplc="20000001">
+      <w:start w:val="1"/>
+      <w:numFmt w:val="bullet"/>
+      <w:lvlText w:val=""/>
+      <w:lvlJc w:val="left"/>
+      <w:pPr>
+        <w:ind w:left="720" w:hanging="360"/>
+      </w:pPr>
+      <w:rPr>
+        <w:rFonts w:ascii="Symbol" w:hAnsi="Symbol" w:hint="default"/>
+      </w:rPr>
+    </w:lvl>
+    <w:lvl w:ilvl="1" w:tplc="20000003" w:tentative="1">
+      <w:start w:val="1"/>
+      <w:numFmt w:val="bullet"/>
+      <w:lvlText w:val="o"/>
+      <w:lvlJc w:val="left"/>
+      <w:pPr>
+        <w:ind w:left="1440" w:hanging="360"/>
+      </w:pPr>
+      <w:rPr>
+        <w:rFonts w:ascii="Courier New" w:hAnsi="Courier New" w:cs="Courier New" w:hint="default"/>
+      </w:rPr>
+    </w:lvl>
+    <w:lvl w:ilvl="2" w:tplc="20000005" w:tentative="1">
+      <w:start w:val="1"/>
+      <w:numFmt w:val="bullet"/>
+      <w:lvlText w:val=""/>
+      <w:lvlJc w:val="left"/>
+      <w:pPr>
+        <w:ind w:left="2160" w:hanging="360"/>
+      </w:pPr>
+      <w:rPr>
+        <w:rFonts w:ascii="Wingdings" w:hAnsi="Wingdings" w:hint="default"/>
+      </w:rPr>
+    </w:lvl>
+    <w:lvl w:ilvl="3" w:tplc="20000001" w:tentative="1">
+      <w:start w:val="1"/>
+      <w:numFmt w:val="bullet"/>
+      <w:lvlText w:val=""/>
+      <w:lvlJc w:val="left"/>
+      <w:pPr>
+        <w:ind w:left="2880" w:hanging="360"/>
+      </w:pPr>
+      <w:rPr>
+        <w:rFonts w:ascii="Symbol" w:hAnsi="Symbol" w:hint="default"/>
+      </w:rPr>
+    </w:lvl>
+    <w:lvl w:ilvl="4" w:tplc="20000003" w:tentative="1">
+      <w:start w:val="1"/>
+      <w:numFmt w:val="bullet"/>
+      <w:lvlText w:val="o"/>
+      <w:lvlJc w:val="left"/>
+      <w:pPr>
+        <w:ind w:left="3600" w:hanging="360"/>
+      </w:pPr>
+      <w:rPr>
+        <w:rFonts w:ascii="Courier New" w:hAnsi="Courier New" w:cs="Courier New" w:hint="default"/>
+      </w:rPr>
+    </w:lvl>
+    <w:lvl w:ilvl="5" w:tplc="20000005" w:tentative="1">
+      <w:start w:val="1"/>
+      <w:numFmt w:val="bullet"/>
+      <w:lvlText w:val=""/>
+      <w:lvlJc w:val="left"/>
+      <w:pPr>
+        <w:ind w:left="4320" w:hanging="360"/>
+      </w:pPr>
+      <w:rPr>
+        <w:rFonts w:ascii="Wingdings" w:hAnsi="Wingdings" w:hint="default"/>
+      </w:rPr>
+    </w:lvl>
+    <w:lvl w:ilvl="6" w:tplc="20000001" w:tentative="1">
+      <w:start w:val="1"/>
+      <w:numFmt w:val="bullet"/>
+      <w:lvlText w:val=""/>
+      <w:lvlJc w:val="left"/>
+      <w:pPr>
+        <w:ind w:left="5040" w:hanging="360"/>
+      </w:pPr>
+      <w:rPr>
+        <w:rFonts w:ascii="Symbol" w:hAnsi="Symbol" w:hint="default"/>
+      </w:rPr>
+    </w:lvl>
+    <w:lvl w:ilvl="7" w:tplc="20000003" w:tentative="1">
+      <w:start w:val="1"/>
+      <w:numFmt w:val="bullet"/>
+      <w:lvlText w:val="o"/>
+      <w:lvlJc w:val="left"/>
+      <w:pPr>
+        <w:ind w:left="5760" w:hanging="360"/>
+      </w:pPr>
+      <w:rPr>
+        <w:rFonts w:ascii="Courier New" w:hAnsi="Courier New" w:cs="Courier New" w:hint="default"/>
+      </w:rPr>
+    </w:lvl>
+    <w:lvl w:ilvl="8" w:tplc="20000005" w:tentative="1">
+      <w:start w:val="1"/>
+      <w:numFmt w:val="bullet"/>
+      <w:lvlText w:val=""/>
+      <w:lvlJc w:val="left"/>
+      <w:pPr>
+        <w:ind w:left="6480" w:hanging="360"/>
+      </w:pPr>
+      <w:rPr>
+        <w:rFonts w:ascii="Wingdings" w:hAnsi="Wingdings" w:hint="default"/>
+      </w:rPr>
+    </w:lvl>
+  </w:abstractNum>
+  <w:num w:numId="1" w16cid:durableId="95831192">
+    <w:abstractNumId w:val="20"/>
+  </w:num>
+  <w:num w:numId="2" w16cid:durableId="268783783">
+    <w:abstractNumId w:val="3"/>
+  </w:num>
+  <w:num w:numId="3" w16cid:durableId="1044062383">
+    <w:abstractNumId w:val="11"/>
+  </w:num>
+  <w:num w:numId="4" w16cid:durableId="1374421430">
+    <w:abstractNumId w:val="13"/>
+  </w:num>
+  <w:num w:numId="5" w16cid:durableId="204801933">
     <w:abstractNumId w:val="19"/>
   </w:num>
-  <w:num w:numId="2">
-    <w:abstractNumId w:val="3"/>
+  <w:num w:numId="6" w16cid:durableId="1001663791">
+    <w:abstractNumId w:val="6"/>
   </w:num>
-  <w:num w:numId="3">
+  <w:num w:numId="7" w16cid:durableId="2044791772">
+    <w:abstractNumId w:val="14"/>
+  </w:num>
+  <w:num w:numId="8" w16cid:durableId="113714985">
+    <w:abstractNumId w:val="17"/>
+  </w:num>
+  <w:num w:numId="9" w16cid:durableId="429787259">
+    <w:abstractNumId w:val="2"/>
+  </w:num>
+  <w:num w:numId="10" w16cid:durableId="1931497700">
+    <w:abstractNumId w:val="7"/>
+  </w:num>
+  <w:num w:numId="11" w16cid:durableId="692728227">
+    <w:abstractNumId w:val="1"/>
+  </w:num>
+  <w:num w:numId="12" w16cid:durableId="332219525">
+    <w:abstractNumId w:val="0"/>
+  </w:num>
+  <w:num w:numId="13" w16cid:durableId="233709815">
     <w:abstractNumId w:val="10"/>
   </w:num>
-  <w:num w:numId="4">
+  <w:num w:numId="14" w16cid:durableId="66196177">
     <w:abstractNumId w:val="12"/>
   </w:num>
-  <w:num w:numId="5">
+  <w:num w:numId="15" w16cid:durableId="2118717172">
+    <w:abstractNumId w:val="4"/>
+  </w:num>
+  <w:num w:numId="16" w16cid:durableId="1773427391">
+    <w:abstractNumId w:val="5"/>
+  </w:num>
+  <w:num w:numId="17" w16cid:durableId="2003198178">
     <w:abstractNumId w:val="18"/>
   </w:num>
-  <w:num w:numId="6">
-    <w:abstractNumId w:val="6"/>
+  <w:num w:numId="18" w16cid:durableId="813647186">
+    <w:abstractNumId w:val="9"/>
   </w:num>
-  <w:num w:numId="7">
-    <w:abstractNumId w:val="13"/>
-  </w:num>
-  <w:num w:numId="8">
+  <w:num w:numId="19" w16cid:durableId="1937782937">
     <w:abstractNumId w:val="16"/>
   </w:num>
-  <w:num w:numId="9">
-    <w:abstractNumId w:val="2"/>
+  <w:num w:numId="20" w16cid:durableId="1576625873">
+    <w:abstractNumId w:val="15"/>
   </w:num>
-  <w:num w:numId="10">
-    <w:abstractNumId w:val="7"/>
-  </w:num>
-  <w:num w:numId="11">
-    <w:abstractNumId w:val="1"/>
-  </w:num>
-  <w:num w:numId="12">
-    <w:abstractNumId w:val="0"/>
-  </w:num>
-  <w:num w:numId="13">
-    <w:abstractNumId w:val="9"/>
-  </w:num>
-  <w:num w:numId="14">
-    <w:abstractNumId w:val="11"/>
-  </w:num>
-  <w:num w:numId="15">
-    <w:abstractNumId w:val="4"/>
-  </w:num>
-  <w:num w:numId="16">
-    <w:abstractNumId w:val="5"/>
-  </w:num>
-  <w:num w:numId="17">
-    <w:abstractNumId w:val="17"/>
-  </w:num>
-  <w:num w:numId="18">
+  <w:num w:numId="21" w16cid:durableId="1476407230">
     <w:abstractNumId w:val="8"/>
   </w:num>
-  <w:num w:numId="19">
-    <w:abstractNumId w:val="15"/>
-  </w:num>
-  <w:num w:numId="20">
-    <w:abstractNumId w:val="14"/>
+  <w:num w:numId="22" w16cid:durableId="1383602884">
+    <w:abstractNumId w:val="21"/>
   </w:num>
 </w:numbering>
 </file>
 
 <file path=word/styles.xml><?xml version="1.0" encoding="utf-8"?>
-<w:styles xmlns:mc="http://schemas.openxmlformats.org/markup-compatibility/2006" xmlns:r="http://schemas.openxmlformats.org/officeDocument/2006/relationships" xmlns:w="http://schemas.openxmlformats.org/wordprocessingml/2006/main" xmlns:w14="http://schemas.microsoft.com/office/word/2010/wordml" xmlns:w15="http://schemas.microsoft.com/office/word/2012/wordml" mc:Ignorable="w14 w15">
+<w:styles xmlns:mc="http://schemas.openxmlformats.org/markup-compatibility/2006" xmlns:r="http://schemas.openxmlformats.org/officeDocument/2006/relationships" xmlns:w="http://schemas.openxmlformats.org/wordprocessingml/2006/main" xmlns:w14="http://schemas.microsoft.com/office/word/2010/wordml" xmlns:w15="http://schemas.microsoft.com/office/word/2012/wordml" xmlns:w16cex="http://schemas.microsoft.com/office/word/2018/wordml/cex" xmlns:w16cid="http://schemas.microsoft.com/office/word/2016/wordml/cid" xmlns:w16="http://schemas.microsoft.com/office/word/2018/wordml" xmlns:w16sdtdh="http://schemas.microsoft.com/office/word/2020/wordml/sdtdatahash" xmlns:w16se="http://schemas.microsoft.com/office/word/2015/wordml/symex" mc:Ignorable="w14 w15 w16se w16cid w16 w16cex w16sdtdh">
   <w:docDefaults>
     <w:rPrDefault>
       <w:rPr>
@@ -9495,7 +10660,7 @@
       </w:pPr>
     </w:pPrDefault>
   </w:docDefaults>
-  <w:latentStyles w:defLockedState="0" w:defUIPriority="99" w:defSemiHidden="0" w:defUnhideWhenUsed="0" w:defQFormat="0" w:count="371">
+  <w:latentStyles w:defLockedState="0" w:defUIPriority="99" w:defSemiHidden="0" w:defUnhideWhenUsed="0" w:defQFormat="0" w:count="376">
     <w:lsdException w:name="Normal" w:uiPriority="0" w:qFormat="1"/>
     <w:lsdException w:name="heading 1" w:uiPriority="9" w:qFormat="1"/>
     <w:lsdException w:name="heading 2" w:semiHidden="1" w:uiPriority="9" w:unhideWhenUsed="1" w:qFormat="1"/>
@@ -9867,10 +11032,16 @@
     <w:lsdException w:name="List Table 5 Dark Accent 6" w:uiPriority="50"/>
     <w:lsdException w:name="List Table 6 Colorful Accent 6" w:uiPriority="51"/>
     <w:lsdException w:name="List Table 7 Colorful Accent 6" w:uiPriority="52"/>
+    <w:lsdException w:name="Mention" w:semiHidden="1" w:unhideWhenUsed="1"/>
+    <w:lsdException w:name="Smart Hyperlink" w:semiHidden="1" w:unhideWhenUsed="1"/>
+    <w:lsdException w:name="Hashtag" w:semiHidden="1" w:unhideWhenUsed="1"/>
+    <w:lsdException w:name="Unresolved Mention" w:semiHidden="1" w:unhideWhenUsed="1"/>
+    <w:lsdException w:name="Smart Link" w:semiHidden="1" w:unhideWhenUsed="1"/>
   </w:latentStyles>
   <w:style w:type="paragraph" w:default="1" w:styleId="a">
     <w:name w:val="Normal"/>
     <w:qFormat/>
+    <w:rsid w:val="005A4103"/>
   </w:style>
   <w:style w:type="character" w:default="1" w:styleId="a0">
     <w:name w:val="Default Paragraph Font"/>

--- a/UI_UX/лабораторные/Лабораторная работа №8 (новая).docx
+++ b/UI_UX/лабораторные/Лабораторная работа №8 (новая).docx
@@ -86,34 +86,15 @@
           <w:sz w:val="28"/>
           <w:szCs w:val="28"/>
         </w:rPr>
-        <w:t>Цель работы</w:t>
-      </w:r>
-      <w:proofErr w:type="gramStart"/>
-      <w:r>
-        <w:rPr>
-          <w:rFonts w:ascii="Times New Roman" w:hAnsi="Times New Roman" w:cs="Times New Roman"/>
-          <w:b/>
-          <w:sz w:val="28"/>
-          <w:szCs w:val="28"/>
-        </w:rPr>
-        <w:t>:</w:t>
-      </w:r>
-      <w:r>
-        <w:rPr>
-          <w:rFonts w:ascii="Times New Roman" w:hAnsi="Times New Roman" w:cs="Times New Roman"/>
-          <w:sz w:val="28"/>
-          <w:szCs w:val="28"/>
-        </w:rPr>
-        <w:t xml:space="preserve"> Познакомиться</w:t>
-      </w:r>
-      <w:proofErr w:type="gramEnd"/>
-      <w:r>
-        <w:rPr>
-          <w:rFonts w:ascii="Times New Roman" w:hAnsi="Times New Roman" w:cs="Times New Roman"/>
-          <w:sz w:val="28"/>
-          <w:szCs w:val="28"/>
-        </w:rPr>
-        <w:t xml:space="preserve"> </w:t>
+        <w:t>Цель работы:</w:t>
+      </w:r>
+      <w:r>
+        <w:rPr>
+          <w:rFonts w:ascii="Times New Roman" w:hAnsi="Times New Roman" w:cs="Times New Roman"/>
+          <w:sz w:val="28"/>
+          <w:szCs w:val="28"/>
+        </w:rPr>
+        <w:t xml:space="preserve"> Познакомиться </w:t>
       </w:r>
       <w:r>
         <w:rPr>
@@ -269,25 +250,7 @@
           <w:sz w:val="28"/>
           <w:szCs w:val="28"/>
         </w:rPr>
-        <w:t xml:space="preserve">Вложенные или составные компоненты – это компоненты, которые могут содержать в себе другие экземпляры, чтобы создавать более сложные системы элементов. Таким образом компоненты могут быть </w:t>
-      </w:r>
-      <w:proofErr w:type="spellStart"/>
-      <w:r>
-        <w:rPr>
-          <w:rFonts w:ascii="Times New Roman" w:hAnsi="Times New Roman" w:cs="Times New Roman"/>
-          <w:sz w:val="28"/>
-          <w:szCs w:val="28"/>
-        </w:rPr>
-        <w:t>подэлементами</w:t>
-      </w:r>
-      <w:proofErr w:type="spellEnd"/>
-      <w:r>
-        <w:rPr>
-          <w:rFonts w:ascii="Times New Roman" w:hAnsi="Times New Roman" w:cs="Times New Roman"/>
-          <w:sz w:val="28"/>
-          <w:szCs w:val="28"/>
-        </w:rPr>
-        <w:t xml:space="preserve"> других компонентов. </w:t>
+        <w:t xml:space="preserve">Вложенные или составные компоненты – это компоненты, которые могут содержать в себе другие экземпляры, чтобы создавать более сложные системы элементов. Таким образом компоненты могут быть подэлементами других компонентов. </w:t>
       </w:r>
     </w:p>
     <w:p>
@@ -363,25 +326,7 @@
           <w:sz w:val="28"/>
           <w:szCs w:val="28"/>
         </w:rPr>
-        <w:t xml:space="preserve">Необходимо именовать все компоненты осмысленно, чтобы было </w:t>
-      </w:r>
-      <w:proofErr w:type="gramStart"/>
-      <w:r>
-        <w:rPr>
-          <w:rFonts w:ascii="Times New Roman" w:hAnsi="Times New Roman" w:cs="Times New Roman"/>
-          <w:sz w:val="28"/>
-          <w:szCs w:val="28"/>
-        </w:rPr>
-        <w:t>понятно</w:t>
-      </w:r>
-      <w:proofErr w:type="gramEnd"/>
-      <w:r>
-        <w:rPr>
-          <w:rFonts w:ascii="Times New Roman" w:hAnsi="Times New Roman" w:cs="Times New Roman"/>
-          <w:sz w:val="28"/>
-          <w:szCs w:val="28"/>
-        </w:rPr>
-        <w:t xml:space="preserve"> за что отвечает каждый элемент. Например, для кнопок</w:t>
+        <w:t>Необходимо именовать все компоненты осмысленно, чтобы было понятно за что отвечает каждый элемент. Например, для кнопок</w:t>
       </w:r>
       <w:r>
         <w:rPr>
@@ -2888,7 +2833,6 @@
         </w:rPr>
         <w:t>«С</w:t>
       </w:r>
-      <w:proofErr w:type="spellStart"/>
       <w:r>
         <w:rPr>
           <w:rFonts w:ascii="Times New Roman" w:hAnsi="Times New Roman" w:cs="Times New Roman"/>
@@ -2898,7 +2842,6 @@
         </w:rPr>
         <w:t>reate</w:t>
       </w:r>
-      <w:proofErr w:type="spellEnd"/>
       <w:r>
         <w:rPr>
           <w:rFonts w:ascii="Times New Roman" w:hAnsi="Times New Roman" w:cs="Times New Roman"/>
@@ -3008,25 +2951,7 @@
           <w:sz w:val="28"/>
           <w:szCs w:val="28"/>
         </w:rPr>
-        <w:t xml:space="preserve"> Имена свойств должны соответствовать состоянию или поведению </w:t>
-      </w:r>
-      <w:proofErr w:type="spellStart"/>
-      <w:r>
-        <w:rPr>
-          <w:rFonts w:ascii="Times New Roman" w:hAnsi="Times New Roman" w:cs="Times New Roman"/>
-          <w:sz w:val="28"/>
-          <w:szCs w:val="28"/>
-        </w:rPr>
-        <w:t>элеметов</w:t>
-      </w:r>
-      <w:proofErr w:type="spellEnd"/>
-      <w:r>
-        <w:rPr>
-          <w:rFonts w:ascii="Times New Roman" w:hAnsi="Times New Roman" w:cs="Times New Roman"/>
-          <w:sz w:val="28"/>
-          <w:szCs w:val="28"/>
-        </w:rPr>
-        <w:t>.</w:t>
+        <w:t xml:space="preserve"> Имена свойств должны соответствовать состоянию или поведению элеметов.</w:t>
       </w:r>
       <w:r>
         <w:rPr>
@@ -3666,25 +3591,7 @@
           <w:sz w:val="28"/>
           <w:szCs w:val="28"/>
         </w:rPr>
-        <w:t xml:space="preserve">Необходимо </w:t>
-      </w:r>
-      <w:proofErr w:type="spellStart"/>
-      <w:r>
-        <w:rPr>
-          <w:rFonts w:ascii="Times New Roman" w:hAnsi="Times New Roman" w:cs="Times New Roman"/>
-          <w:sz w:val="28"/>
-          <w:szCs w:val="28"/>
-        </w:rPr>
-        <w:t>отрисовывать</w:t>
-      </w:r>
-      <w:proofErr w:type="spellEnd"/>
-      <w:r>
-        <w:rPr>
-          <w:rFonts w:ascii="Times New Roman" w:hAnsi="Times New Roman" w:cs="Times New Roman"/>
-          <w:sz w:val="28"/>
-          <w:szCs w:val="28"/>
-        </w:rPr>
-        <w:t xml:space="preserve"> все состояния </w:t>
+        <w:t xml:space="preserve">Необходимо отрисовывать все состояния </w:t>
       </w:r>
       <w:r>
         <w:rPr>
@@ -3946,7 +3853,6 @@
           <w:szCs w:val="28"/>
         </w:rPr>
       </w:pPr>
-      <w:proofErr w:type="spellStart"/>
       <w:r>
         <w:rPr>
           <w:rFonts w:ascii="Times New Roman" w:hAnsi="Times New Roman" w:cs="Times New Roman"/>
@@ -3957,7 +3863,6 @@
         <w:lastRenderedPageBreak/>
         <w:t>Автолейауты</w:t>
       </w:r>
-      <w:proofErr w:type="spellEnd"/>
       <w:r>
         <w:rPr>
           <w:rFonts w:ascii="Times New Roman" w:hAnsi="Times New Roman" w:cs="Times New Roman"/>
@@ -4045,23 +3950,13 @@
           <w:szCs w:val="28"/>
         </w:rPr>
       </w:pPr>
-      <w:proofErr w:type="spellStart"/>
-      <w:r>
-        <w:rPr>
-          <w:rFonts w:ascii="Times New Roman" w:hAnsi="Times New Roman" w:cs="Times New Roman"/>
-          <w:sz w:val="28"/>
-          <w:szCs w:val="28"/>
-        </w:rPr>
-        <w:t>Автолейауты</w:t>
-      </w:r>
-      <w:proofErr w:type="spellEnd"/>
-      <w:r>
-        <w:rPr>
-          <w:rFonts w:ascii="Times New Roman" w:hAnsi="Times New Roman" w:cs="Times New Roman"/>
-          <w:sz w:val="28"/>
-          <w:szCs w:val="28"/>
-        </w:rPr>
-        <w:t xml:space="preserve"> – это динамическое свойство в </w:t>
+      <w:r>
+        <w:rPr>
+          <w:rFonts w:ascii="Times New Roman" w:hAnsi="Times New Roman" w:cs="Times New Roman"/>
+          <w:sz w:val="28"/>
+          <w:szCs w:val="28"/>
+        </w:rPr>
+        <w:t xml:space="preserve">Автолейауты – это динамическое свойство в </w:t>
       </w:r>
       <w:r>
         <w:rPr>
@@ -4080,23 +3975,13 @@
         </w:rPr>
         <w:t xml:space="preserve">, которое позволяет создать гибкий, адаптивный под изменения размеров контейнера дизайн. </w:t>
       </w:r>
-      <w:proofErr w:type="spellStart"/>
-      <w:r>
-        <w:rPr>
-          <w:rFonts w:ascii="Times New Roman" w:hAnsi="Times New Roman" w:cs="Times New Roman"/>
-          <w:sz w:val="28"/>
-          <w:szCs w:val="28"/>
-        </w:rPr>
-        <w:t>Автолейауты</w:t>
-      </w:r>
-      <w:proofErr w:type="spellEnd"/>
-      <w:r>
-        <w:rPr>
-          <w:rFonts w:ascii="Times New Roman" w:hAnsi="Times New Roman" w:cs="Times New Roman"/>
-          <w:sz w:val="28"/>
-          <w:szCs w:val="28"/>
-        </w:rPr>
-        <w:t xml:space="preserve"> позволяют автоматически изменять размеры фрейма по мере того, как меняется его содержимое.</w:t>
+      <w:r>
+        <w:rPr>
+          <w:rFonts w:ascii="Times New Roman" w:hAnsi="Times New Roman" w:cs="Times New Roman"/>
+          <w:sz w:val="28"/>
+          <w:szCs w:val="28"/>
+        </w:rPr>
+        <w:t>Автолейауты позволяют автоматически изменять размеры фрейма по мере того, как меняется его содержимое.</w:t>
       </w:r>
     </w:p>
     <w:p>
@@ -4334,25 +4219,7 @@
           <w:sz w:val="28"/>
           <w:szCs w:val="28"/>
         </w:rPr>
-        <w:t xml:space="preserve">(Направление) указывает на то, как будут выстраиваться элементы внутри фрейма с </w:t>
-      </w:r>
-      <w:proofErr w:type="spellStart"/>
-      <w:r>
-        <w:rPr>
-          <w:rFonts w:ascii="Times New Roman" w:hAnsi="Times New Roman" w:cs="Times New Roman"/>
-          <w:sz w:val="28"/>
-          <w:szCs w:val="28"/>
-        </w:rPr>
-        <w:t>автолейаутом</w:t>
-      </w:r>
-      <w:proofErr w:type="spellEnd"/>
-      <w:r>
-        <w:rPr>
-          <w:rFonts w:ascii="Times New Roman" w:hAnsi="Times New Roman" w:cs="Times New Roman"/>
-          <w:sz w:val="28"/>
-          <w:szCs w:val="28"/>
-        </w:rPr>
-        <w:t xml:space="preserve">. Может быть </w:t>
+        <w:t xml:space="preserve">(Направление) указывает на то, как будут выстраиваться элементы внутри фрейма с автолейаутом. Может быть </w:t>
       </w:r>
       <w:r>
         <w:rPr>
@@ -4448,25 +4315,7 @@
           <w:sz w:val="28"/>
           <w:szCs w:val="28"/>
         </w:rPr>
-        <w:t xml:space="preserve">Выравнивание) указывает тип выравнивания всех элементов внутри фрейма с </w:t>
-      </w:r>
-      <w:proofErr w:type="spellStart"/>
-      <w:r>
-        <w:rPr>
-          <w:rFonts w:ascii="Times New Roman" w:hAnsi="Times New Roman" w:cs="Times New Roman"/>
-          <w:sz w:val="28"/>
-          <w:szCs w:val="28"/>
-        </w:rPr>
-        <w:t>автолейаутом</w:t>
-      </w:r>
-      <w:proofErr w:type="spellEnd"/>
-      <w:r>
-        <w:rPr>
-          <w:rFonts w:ascii="Times New Roman" w:hAnsi="Times New Roman" w:cs="Times New Roman"/>
-          <w:sz w:val="28"/>
-          <w:szCs w:val="28"/>
-        </w:rPr>
-        <w:t>.</w:t>
+        <w:t>Выравнивание) указывает тип выравнивания всех элементов внутри фрейма с автолейаутом.</w:t>
       </w:r>
     </w:p>
     <w:p>
@@ -4545,25 +4394,7 @@
           <w:sz w:val="28"/>
           <w:szCs w:val="28"/>
         </w:rPr>
-        <w:t xml:space="preserve">указывает расстояние между элементами внутри фрейма с </w:t>
-      </w:r>
-      <w:proofErr w:type="spellStart"/>
-      <w:r>
-        <w:rPr>
-          <w:rFonts w:ascii="Times New Roman" w:hAnsi="Times New Roman" w:cs="Times New Roman"/>
-          <w:sz w:val="28"/>
-          <w:szCs w:val="28"/>
-        </w:rPr>
-        <w:t>автолейаутом</w:t>
-      </w:r>
-      <w:proofErr w:type="spellEnd"/>
-      <w:r>
-        <w:rPr>
-          <w:rFonts w:ascii="Times New Roman" w:hAnsi="Times New Roman" w:cs="Times New Roman"/>
-          <w:sz w:val="28"/>
-          <w:szCs w:val="28"/>
-        </w:rPr>
-        <w:t>.</w:t>
+        <w:t>указывает расстояние между элементами внутри фрейма с автолейаутом.</w:t>
       </w:r>
     </w:p>
     <w:p>
@@ -4724,25 +4555,7 @@
           <w:sz w:val="28"/>
           <w:szCs w:val="28"/>
         </w:rPr>
-        <w:t xml:space="preserve">необходим для указания дополнительных параметров для фрейма с </w:t>
-      </w:r>
-      <w:proofErr w:type="spellStart"/>
-      <w:r>
-        <w:rPr>
-          <w:rFonts w:ascii="Times New Roman" w:hAnsi="Times New Roman" w:cs="Times New Roman"/>
-          <w:sz w:val="28"/>
-          <w:szCs w:val="28"/>
-        </w:rPr>
-        <w:t>автолейаутом</w:t>
-      </w:r>
-      <w:proofErr w:type="spellEnd"/>
-      <w:r>
-        <w:rPr>
-          <w:rFonts w:ascii="Times New Roman" w:hAnsi="Times New Roman" w:cs="Times New Roman"/>
-          <w:sz w:val="28"/>
-          <w:szCs w:val="28"/>
-        </w:rPr>
-        <w:t>.</w:t>
+        <w:t>необходим для указания дополнительных параметров для фрейма с автолейаутом.</w:t>
       </w:r>
     </w:p>
     <w:p>
@@ -5135,7 +4948,6 @@
         </w:rPr>
         <w:t>Таким образом текстовый блок в кнопке выровнен по центру кнопки. При изменении текстового блока, не нужно будет изменять размеры кнопки, они будут изменяться автоматически, чтобы соблюдались отступы от границ контейнера в 60</w:t>
       </w:r>
-      <w:proofErr w:type="spellStart"/>
       <w:r>
         <w:rPr>
           <w:rFonts w:ascii="Times New Roman" w:hAnsi="Times New Roman" w:cs="Times New Roman"/>
@@ -5145,7 +4957,6 @@
         </w:rPr>
         <w:t>px</w:t>
       </w:r>
-      <w:proofErr w:type="spellEnd"/>
       <w:r>
         <w:rPr>
           <w:rFonts w:ascii="Times New Roman" w:hAnsi="Times New Roman" w:cs="Times New Roman"/>
@@ -5769,25 +5580,7 @@
           <w:sz w:val="28"/>
           <w:szCs w:val="28"/>
         </w:rPr>
-        <w:t xml:space="preserve">Если внутри контейнера фрейма </w:t>
-      </w:r>
-      <w:proofErr w:type="spellStart"/>
-      <w:r>
-        <w:rPr>
-          <w:rFonts w:ascii="Times New Roman" w:hAnsi="Times New Roman" w:cs="Times New Roman"/>
-          <w:sz w:val="28"/>
-          <w:szCs w:val="28"/>
-        </w:rPr>
-        <w:t>автолейаута</w:t>
-      </w:r>
-      <w:proofErr w:type="spellEnd"/>
-      <w:r>
-        <w:rPr>
-          <w:rFonts w:ascii="Times New Roman" w:hAnsi="Times New Roman" w:cs="Times New Roman"/>
-          <w:sz w:val="28"/>
-          <w:szCs w:val="28"/>
-        </w:rPr>
-        <w:t xml:space="preserve"> будет несколько фреймов, то для каждого внутреннего фрейма появится новое свойство </w:t>
+        <w:t xml:space="preserve">Если внутри контейнера фрейма автолейаута будет несколько фреймов, то для каждого внутреннего фрейма появится новое свойство </w:t>
       </w:r>
       <w:r>
         <w:rPr>
@@ -6270,7 +6063,6 @@
         </w:rPr>
         <w:t>Создать фрейм размером 1920×1080</w:t>
       </w:r>
-      <w:proofErr w:type="spellStart"/>
       <w:r>
         <w:rPr>
           <w:rFonts w:ascii="Times New Roman" w:hAnsi="Times New Roman" w:cs="Times New Roman"/>
@@ -6280,7 +6072,6 @@
         </w:rPr>
         <w:t>px</w:t>
       </w:r>
-      <w:proofErr w:type="spellEnd"/>
       <w:r>
         <w:rPr>
           <w:rFonts w:ascii="Times New Roman" w:hAnsi="Times New Roman" w:cs="Times New Roman"/>
@@ -6405,7 +6196,6 @@
         </w:rPr>
         <w:t>0×1080</w:t>
       </w:r>
-      <w:proofErr w:type="spellStart"/>
       <w:r>
         <w:rPr>
           <w:rFonts w:ascii="Times New Roman" w:hAnsi="Times New Roman" w:cs="Times New Roman"/>
@@ -6415,7 +6205,6 @@
         </w:rPr>
         <w:t>px</w:t>
       </w:r>
-      <w:proofErr w:type="spellEnd"/>
       <w:r>
         <w:rPr>
           <w:rFonts w:ascii="Times New Roman" w:hAnsi="Times New Roman" w:cs="Times New Roman"/>
@@ -7364,44 +7153,6 @@
     </w:p>
     <w:p>
       <w:pPr>
-        <w:tabs>
-          <w:tab w:val="left" w:pos="1134"/>
-        </w:tabs>
-        <w:spacing w:before="240" w:after="240"/>
-        <w:jc w:val="both"/>
-        <w:rPr>
-          <w:rFonts w:ascii="Times New Roman" w:hAnsi="Times New Roman" w:cs="Times New Roman"/>
-          <w:sz w:val="28"/>
-          <w:szCs w:val="28"/>
-          <w:lang w:val="en-US"/>
-        </w:rPr>
-      </w:pPr>
-      <w:r>
-        <w:rPr>
-          <w:rFonts w:ascii="Times New Roman" w:hAnsi="Times New Roman" w:cs="Times New Roman"/>
-          <w:sz w:val="28"/>
-          <w:szCs w:val="28"/>
-        </w:rPr>
-        <w:t>Вложенные или составные компоненты – это компоненты, которые могут содержать в себе другие экземпляры, чтобы создавать более сложные системы элементов.</w:t>
-      </w:r>
-    </w:p>
-    <w:p>
-      <w:pPr>
-        <w:tabs>
-          <w:tab w:val="left" w:pos="1134"/>
-        </w:tabs>
-        <w:spacing w:before="240" w:after="240"/>
-        <w:jc w:val="both"/>
-        <w:rPr>
-          <w:rFonts w:ascii="Times New Roman" w:hAnsi="Times New Roman" w:cs="Times New Roman"/>
-          <w:sz w:val="28"/>
-          <w:szCs w:val="28"/>
-          <w:lang w:val="en-US"/>
-        </w:rPr>
-      </w:pPr>
-    </w:p>
-    <w:p>
-      <w:pPr>
         <w:pStyle w:val="a3"/>
         <w:numPr>
           <w:ilvl w:val="0"/>
@@ -7505,45 +7256,6 @@
     </w:p>
     <w:p>
       <w:pPr>
-        <w:tabs>
-          <w:tab w:val="left" w:pos="1134"/>
-        </w:tabs>
-        <w:spacing w:before="240" w:after="240"/>
-        <w:jc w:val="both"/>
-        <w:rPr>
-          <w:rFonts w:ascii="Times New Roman" w:hAnsi="Times New Roman" w:cs="Times New Roman"/>
-          <w:sz w:val="28"/>
-          <w:szCs w:val="28"/>
-        </w:rPr>
-      </w:pPr>
-      <w:r>
-        <w:rPr>
-          <w:rFonts w:ascii="Times New Roman" w:hAnsi="Times New Roman" w:cs="Times New Roman"/>
-          <w:sz w:val="28"/>
-          <w:szCs w:val="28"/>
-        </w:rPr>
-        <w:t xml:space="preserve">Варианты необходимы тогда, когда у одного и того же элемента пользовательского интерфейса есть множество различных состояний и видов. Они позволяют объединить все состояния в один элемент вкладки </w:t>
-      </w:r>
-      <w:r>
-        <w:rPr>
-          <w:rFonts w:ascii="Times New Roman" w:hAnsi="Times New Roman" w:cs="Times New Roman"/>
-          <w:sz w:val="28"/>
-          <w:szCs w:val="28"/>
-          <w:lang w:val="en-US"/>
-        </w:rPr>
-        <w:t>Assets</w:t>
-      </w:r>
-      <w:r>
-        <w:rPr>
-          <w:rFonts w:ascii="Times New Roman" w:hAnsi="Times New Roman" w:cs="Times New Roman"/>
-          <w:sz w:val="28"/>
-          <w:szCs w:val="28"/>
-        </w:rPr>
-        <w:t>.</w:t>
-      </w:r>
-    </w:p>
-    <w:p>
-      <w:pPr>
         <w:pStyle w:val="a3"/>
         <w:numPr>
           <w:ilvl w:val="0"/>
@@ -7575,36 +7287,101 @@
         <w:pStyle w:val="a3"/>
         <w:numPr>
           <w:ilvl w:val="0"/>
-          <w:numId w:val="21"/>
+          <w:numId w:val="9"/>
         </w:numPr>
         <w:tabs>
           <w:tab w:val="left" w:pos="1134"/>
         </w:tabs>
         <w:spacing w:before="240" w:after="240"/>
+        <w:ind w:left="0" w:firstLine="709"/>
         <w:jc w:val="both"/>
         <w:rPr>
           <w:rFonts w:ascii="Times New Roman" w:hAnsi="Times New Roman" w:cs="Times New Roman"/>
           <w:sz w:val="28"/>
           <w:szCs w:val="28"/>
-          <w:lang w:val="en-US"/>
-        </w:rPr>
-      </w:pPr>
-      <w:r>
-        <w:rPr>
-          <w:rFonts w:ascii="Times New Roman" w:hAnsi="Times New Roman" w:cs="Times New Roman"/>
-          <w:sz w:val="28"/>
-          <w:szCs w:val="28"/>
-        </w:rPr>
-        <w:t>Создать несколько вариантов элемента</w:t>
-      </w:r>
-    </w:p>
-    <w:p>
-      <w:pPr>
-        <w:pStyle w:val="a3"/>
-        <w:numPr>
-          <w:ilvl w:val="0"/>
-          <w:numId w:val="21"/>
-        </w:numPr>
+        </w:rPr>
+      </w:pPr>
+      <w:r>
+        <w:rPr>
+          <w:rFonts w:ascii="Times New Roman" w:hAnsi="Times New Roman" w:cs="Times New Roman"/>
+          <w:sz w:val="28"/>
+          <w:szCs w:val="28"/>
+        </w:rPr>
+        <w:t xml:space="preserve">Что такое </w:t>
+      </w:r>
+      <w:r>
+        <w:rPr>
+          <w:rFonts w:ascii="Times New Roman" w:hAnsi="Times New Roman" w:cs="Times New Roman"/>
+          <w:sz w:val="28"/>
+          <w:szCs w:val="28"/>
+          <w:lang w:val="en-US"/>
+        </w:rPr>
+        <w:t>Auto</w:t>
+      </w:r>
+      <w:r>
+        <w:rPr>
+          <w:rFonts w:ascii="Times New Roman" w:hAnsi="Times New Roman" w:cs="Times New Roman"/>
+          <w:sz w:val="28"/>
+          <w:szCs w:val="28"/>
+        </w:rPr>
+        <w:t xml:space="preserve"> </w:t>
+      </w:r>
+      <w:r>
+        <w:rPr>
+          <w:rFonts w:ascii="Times New Roman" w:hAnsi="Times New Roman" w:cs="Times New Roman"/>
+          <w:sz w:val="28"/>
+          <w:szCs w:val="28"/>
+          <w:lang w:val="en-US"/>
+        </w:rPr>
+        <w:t>Layout</w:t>
+      </w:r>
+      <w:r>
+        <w:rPr>
+          <w:rFonts w:ascii="Times New Roman" w:hAnsi="Times New Roman" w:cs="Times New Roman"/>
+          <w:sz w:val="28"/>
+          <w:szCs w:val="28"/>
+        </w:rPr>
+        <w:t>?</w:t>
+      </w:r>
+    </w:p>
+    <w:p>
+      <w:pPr>
+        <w:spacing w:after="0" w:line="240" w:lineRule="auto"/>
+        <w:jc w:val="both"/>
+        <w:rPr>
+          <w:rFonts w:ascii="Times New Roman" w:hAnsi="Times New Roman" w:cs="Times New Roman"/>
+          <w:sz w:val="28"/>
+          <w:szCs w:val="28"/>
+        </w:rPr>
+      </w:pPr>
+      <w:r>
+        <w:rPr>
+          <w:rFonts w:ascii="Times New Roman" w:hAnsi="Times New Roman" w:cs="Times New Roman"/>
+          <w:sz w:val="28"/>
+          <w:szCs w:val="28"/>
+        </w:rPr>
+        <w:t xml:space="preserve">Автолейауты – это динамическое свойство в </w:t>
+      </w:r>
+      <w:r>
+        <w:rPr>
+          <w:rFonts w:ascii="Times New Roman" w:hAnsi="Times New Roman" w:cs="Times New Roman"/>
+          <w:sz w:val="28"/>
+          <w:szCs w:val="28"/>
+          <w:lang w:val="en-US"/>
+        </w:rPr>
+        <w:t>Figma</w:t>
+      </w:r>
+      <w:r>
+        <w:rPr>
+          <w:rFonts w:ascii="Times New Roman" w:hAnsi="Times New Roman" w:cs="Times New Roman"/>
+          <w:sz w:val="28"/>
+          <w:szCs w:val="28"/>
+        </w:rPr>
+        <w:t>, которое позволяет создать гибкий, адаптивный под изменения размеров контейнера дизайн. Автолейауты позволяют автоматически изменять размеры фрейма по мере того, как меняется его содержимое.</w:t>
+      </w:r>
+    </w:p>
+    <w:p>
+      <w:pPr>
         <w:tabs>
           <w:tab w:val="left" w:pos="1134"/>
         </w:tabs>
@@ -7617,105 +7394,6 @@
           <w:lang w:val="en-US"/>
         </w:rPr>
       </w:pPr>
-      <w:r>
-        <w:rPr>
-          <w:rFonts w:ascii="Times New Roman" w:hAnsi="Times New Roman" w:cs="Times New Roman"/>
-          <w:sz w:val="28"/>
-          <w:szCs w:val="28"/>
-        </w:rPr>
-        <w:t>Сделать каждый компонент флеймом</w:t>
-      </w:r>
-    </w:p>
-    <w:p>
-      <w:pPr>
-        <w:pStyle w:val="a3"/>
-        <w:numPr>
-          <w:ilvl w:val="0"/>
-          <w:numId w:val="21"/>
-        </w:numPr>
-        <w:tabs>
-          <w:tab w:val="left" w:pos="1134"/>
-        </w:tabs>
-        <w:spacing w:before="240" w:after="240"/>
-        <w:jc w:val="both"/>
-        <w:rPr>
-          <w:rFonts w:ascii="Times New Roman" w:hAnsi="Times New Roman" w:cs="Times New Roman"/>
-          <w:sz w:val="28"/>
-          <w:szCs w:val="28"/>
-        </w:rPr>
-      </w:pPr>
-      <w:r>
-        <w:rPr>
-          <w:rFonts w:ascii="Times New Roman" w:hAnsi="Times New Roman" w:cs="Times New Roman"/>
-          <w:sz w:val="28"/>
-          <w:szCs w:val="28"/>
-        </w:rPr>
-        <w:t xml:space="preserve">Переименовать каждый фрейм через </w:t>
-      </w:r>
-      <w:proofErr w:type="spellStart"/>
-      <w:r>
-        <w:rPr>
-          <w:rFonts w:ascii="Times New Roman" w:hAnsi="Times New Roman" w:cs="Times New Roman"/>
-          <w:sz w:val="28"/>
-          <w:szCs w:val="28"/>
-        </w:rPr>
-        <w:t>слэшы</w:t>
-      </w:r>
-      <w:proofErr w:type="spellEnd"/>
-    </w:p>
-    <w:p>
-      <w:pPr>
-        <w:pStyle w:val="a3"/>
-        <w:numPr>
-          <w:ilvl w:val="0"/>
-          <w:numId w:val="21"/>
-        </w:numPr>
-        <w:tabs>
-          <w:tab w:val="left" w:pos="1134"/>
-        </w:tabs>
-        <w:spacing w:before="240" w:after="240"/>
-        <w:jc w:val="both"/>
-        <w:rPr>
-          <w:rFonts w:ascii="Times New Roman" w:hAnsi="Times New Roman" w:cs="Times New Roman"/>
-          <w:sz w:val="28"/>
-          <w:szCs w:val="28"/>
-        </w:rPr>
-      </w:pPr>
-      <w:r>
-        <w:rPr>
-          <w:rFonts w:ascii="Times New Roman" w:hAnsi="Times New Roman" w:cs="Times New Roman"/>
-          <w:sz w:val="28"/>
-          <w:szCs w:val="28"/>
-        </w:rPr>
-        <w:t>Выделить нужные компоненты и объединить их</w:t>
-      </w:r>
-    </w:p>
-    <w:p>
-      <w:pPr>
-        <w:pStyle w:val="a3"/>
-        <w:numPr>
-          <w:ilvl w:val="0"/>
-          <w:numId w:val="21"/>
-        </w:numPr>
-        <w:tabs>
-          <w:tab w:val="left" w:pos="1134"/>
-        </w:tabs>
-        <w:spacing w:before="240" w:after="240"/>
-        <w:jc w:val="both"/>
-        <w:rPr>
-          <w:rFonts w:ascii="Times New Roman" w:hAnsi="Times New Roman" w:cs="Times New Roman"/>
-          <w:sz w:val="28"/>
-          <w:szCs w:val="28"/>
-        </w:rPr>
-      </w:pPr>
-      <w:r>
-        <w:rPr>
-          <w:rFonts w:ascii="Times New Roman" w:hAnsi="Times New Roman" w:cs="Times New Roman"/>
-          <w:sz w:val="28"/>
-          <w:szCs w:val="28"/>
-        </w:rPr>
-        <w:t>Настроить свойства</w:t>
-      </w:r>
     </w:p>
     <w:p>
       <w:pPr>
@@ -7742,155 +7420,6 @@
           <w:sz w:val="28"/>
           <w:szCs w:val="28"/>
         </w:rPr>
-        <w:t xml:space="preserve">Что такое </w:t>
-      </w:r>
-      <w:r>
-        <w:rPr>
-          <w:rFonts w:ascii="Times New Roman" w:hAnsi="Times New Roman" w:cs="Times New Roman"/>
-          <w:sz w:val="28"/>
-          <w:szCs w:val="28"/>
-          <w:lang w:val="en-US"/>
-        </w:rPr>
-        <w:t>Auto</w:t>
-      </w:r>
-      <w:r>
-        <w:rPr>
-          <w:rFonts w:ascii="Times New Roman" w:hAnsi="Times New Roman" w:cs="Times New Roman"/>
-          <w:sz w:val="28"/>
-          <w:szCs w:val="28"/>
-        </w:rPr>
-        <w:t xml:space="preserve"> </w:t>
-      </w:r>
-      <w:r>
-        <w:rPr>
-          <w:rFonts w:ascii="Times New Roman" w:hAnsi="Times New Roman" w:cs="Times New Roman"/>
-          <w:sz w:val="28"/>
-          <w:szCs w:val="28"/>
-          <w:lang w:val="en-US"/>
-        </w:rPr>
-        <w:t>Layout</w:t>
-      </w:r>
-      <w:r>
-        <w:rPr>
-          <w:rFonts w:ascii="Times New Roman" w:hAnsi="Times New Roman" w:cs="Times New Roman"/>
-          <w:sz w:val="28"/>
-          <w:szCs w:val="28"/>
-        </w:rPr>
-        <w:t>?</w:t>
-      </w:r>
-    </w:p>
-    <w:p>
-      <w:pPr>
-        <w:spacing w:after="0" w:line="240" w:lineRule="auto"/>
-        <w:jc w:val="both"/>
-        <w:rPr>
-          <w:rFonts w:ascii="Times New Roman" w:hAnsi="Times New Roman" w:cs="Times New Roman"/>
-          <w:sz w:val="28"/>
-          <w:szCs w:val="28"/>
-        </w:rPr>
-      </w:pPr>
-      <w:proofErr w:type="spellStart"/>
-      <w:r>
-        <w:rPr>
-          <w:rFonts w:ascii="Times New Roman" w:hAnsi="Times New Roman" w:cs="Times New Roman"/>
-          <w:sz w:val="28"/>
-          <w:szCs w:val="28"/>
-        </w:rPr>
-        <w:t>Автолейауты</w:t>
-      </w:r>
-      <w:proofErr w:type="spellEnd"/>
-      <w:r>
-        <w:rPr>
-          <w:rFonts w:ascii="Times New Roman" w:hAnsi="Times New Roman" w:cs="Times New Roman"/>
-          <w:sz w:val="28"/>
-          <w:szCs w:val="28"/>
-        </w:rPr>
-        <w:t xml:space="preserve"> – это динамическое свойство в </w:t>
-      </w:r>
-      <w:r>
-        <w:rPr>
-          <w:rFonts w:ascii="Times New Roman" w:hAnsi="Times New Roman" w:cs="Times New Roman"/>
-          <w:sz w:val="28"/>
-          <w:szCs w:val="28"/>
-          <w:lang w:val="en-US"/>
-        </w:rPr>
-        <w:t>Figma</w:t>
-      </w:r>
-      <w:r>
-        <w:rPr>
-          <w:rFonts w:ascii="Times New Roman" w:hAnsi="Times New Roman" w:cs="Times New Roman"/>
-          <w:sz w:val="28"/>
-          <w:szCs w:val="28"/>
-        </w:rPr>
-        <w:t xml:space="preserve">, которое позволяет создать гибкий, адаптивный под изменения размеров контейнера дизайн. </w:t>
-      </w:r>
-      <w:proofErr w:type="spellStart"/>
-      <w:r>
-        <w:rPr>
-          <w:rFonts w:ascii="Times New Roman" w:hAnsi="Times New Roman" w:cs="Times New Roman"/>
-          <w:sz w:val="28"/>
-          <w:szCs w:val="28"/>
-        </w:rPr>
-        <w:t>Автолейауты</w:t>
-      </w:r>
-      <w:proofErr w:type="spellEnd"/>
-      <w:r>
-        <w:rPr>
-          <w:rFonts w:ascii="Times New Roman" w:hAnsi="Times New Roman" w:cs="Times New Roman"/>
-          <w:sz w:val="28"/>
-          <w:szCs w:val="28"/>
-        </w:rPr>
-        <w:t xml:space="preserve"> </w:t>
-      </w:r>
-      <w:r>
-        <w:rPr>
-          <w:rFonts w:ascii="Times New Roman" w:hAnsi="Times New Roman" w:cs="Times New Roman"/>
-          <w:sz w:val="28"/>
-          <w:szCs w:val="28"/>
-        </w:rPr>
-        <w:lastRenderedPageBreak/>
-        <w:t>позволяют автоматически изменять размеры фрейма по мере того, как меняется его содержимое.</w:t>
-      </w:r>
-    </w:p>
-    <w:p>
-      <w:pPr>
-        <w:tabs>
-          <w:tab w:val="left" w:pos="1134"/>
-        </w:tabs>
-        <w:spacing w:before="240" w:after="240"/>
-        <w:jc w:val="both"/>
-        <w:rPr>
-          <w:rFonts w:ascii="Times New Roman" w:hAnsi="Times New Roman" w:cs="Times New Roman"/>
-          <w:sz w:val="28"/>
-          <w:szCs w:val="28"/>
-        </w:rPr>
-      </w:pPr>
-    </w:p>
-    <w:p>
-      <w:pPr>
-        <w:pStyle w:val="a3"/>
-        <w:numPr>
-          <w:ilvl w:val="0"/>
-          <w:numId w:val="9"/>
-        </w:numPr>
-        <w:tabs>
-          <w:tab w:val="left" w:pos="1134"/>
-        </w:tabs>
-        <w:spacing w:before="240" w:after="240"/>
-        <w:ind w:left="0" w:firstLine="709"/>
-        <w:jc w:val="both"/>
-        <w:rPr>
-          <w:rFonts w:ascii="Times New Roman" w:hAnsi="Times New Roman" w:cs="Times New Roman"/>
-          <w:sz w:val="28"/>
-          <w:szCs w:val="28"/>
-        </w:rPr>
-      </w:pPr>
-      <w:r>
-        <w:rPr>
-          <w:rFonts w:ascii="Times New Roman" w:hAnsi="Times New Roman" w:cs="Times New Roman"/>
-          <w:sz w:val="28"/>
-          <w:szCs w:val="28"/>
-        </w:rPr>
         <w:t xml:space="preserve">Какие существуют свойства у фрейма с </w:t>
       </w:r>
       <w:r>
@@ -7977,25 +7506,7 @@
           <w:sz w:val="28"/>
           <w:szCs w:val="28"/>
         </w:rPr>
-        <w:t xml:space="preserve"> (Направление) указывает на то, как будут выстраиваться элементы внутри фрейма с </w:t>
-      </w:r>
-      <w:proofErr w:type="spellStart"/>
-      <w:r>
-        <w:rPr>
-          <w:rFonts w:ascii="Times New Roman" w:hAnsi="Times New Roman" w:cs="Times New Roman"/>
-          <w:sz w:val="28"/>
-          <w:szCs w:val="28"/>
-        </w:rPr>
-        <w:t>автолейаутом</w:t>
-      </w:r>
-      <w:proofErr w:type="spellEnd"/>
-      <w:r>
-        <w:rPr>
-          <w:rFonts w:ascii="Times New Roman" w:hAnsi="Times New Roman" w:cs="Times New Roman"/>
-          <w:sz w:val="28"/>
-          <w:szCs w:val="28"/>
-        </w:rPr>
-        <w:t xml:space="preserve">. Может быть </w:t>
+        <w:t xml:space="preserve"> (Направление) указывает на то, как будут выстраиваться элементы внутри фрейма с автолейаутом. Может быть </w:t>
       </w:r>
       <w:r>
         <w:rPr>
@@ -8082,25 +7593,7 @@
           <w:sz w:val="28"/>
           <w:szCs w:val="28"/>
         </w:rPr>
-        <w:t xml:space="preserve"> (Выравнивание) указывает тип выравнивания всех элементов внутри фрейма с </w:t>
-      </w:r>
-      <w:proofErr w:type="spellStart"/>
-      <w:r>
-        <w:rPr>
-          <w:rFonts w:ascii="Times New Roman" w:hAnsi="Times New Roman" w:cs="Times New Roman"/>
-          <w:sz w:val="28"/>
-          <w:szCs w:val="28"/>
-        </w:rPr>
-        <w:t>автолейаутом</w:t>
-      </w:r>
-      <w:proofErr w:type="spellEnd"/>
-      <w:r>
-        <w:rPr>
-          <w:rFonts w:ascii="Times New Roman" w:hAnsi="Times New Roman" w:cs="Times New Roman"/>
-          <w:sz w:val="28"/>
-          <w:szCs w:val="28"/>
-        </w:rPr>
-        <w:t>.</w:t>
+        <w:t xml:space="preserve"> (Выравнивание) указывает тип выравнивания всех элементов внутри фрейма с автолейаутом.</w:t>
       </w:r>
     </w:p>
     <w:p>
@@ -8170,25 +7663,7 @@
           <w:sz w:val="28"/>
           <w:szCs w:val="28"/>
         </w:rPr>
-        <w:t xml:space="preserve"> указывает расстояние между элементами внутри фрейма с </w:t>
-      </w:r>
-      <w:proofErr w:type="spellStart"/>
-      <w:r>
-        <w:rPr>
-          <w:rFonts w:ascii="Times New Roman" w:hAnsi="Times New Roman" w:cs="Times New Roman"/>
-          <w:sz w:val="28"/>
-          <w:szCs w:val="28"/>
-        </w:rPr>
-        <w:t>автолейаутом</w:t>
-      </w:r>
-      <w:proofErr w:type="spellEnd"/>
-      <w:r>
-        <w:rPr>
-          <w:rFonts w:ascii="Times New Roman" w:hAnsi="Times New Roman" w:cs="Times New Roman"/>
-          <w:sz w:val="28"/>
-          <w:szCs w:val="28"/>
-        </w:rPr>
-        <w:t>.</w:t>
+        <w:t xml:space="preserve"> указывает расстояние между элементами внутри фрейма с автолейаутом.</w:t>
       </w:r>
     </w:p>
     <w:p>
@@ -8269,6 +7744,7 @@
           <w:szCs w:val="28"/>
           <w:lang w:val="en-US"/>
         </w:rPr>
+        <w:lastRenderedPageBreak/>
         <w:t>Vertical</w:t>
       </w:r>
       <w:r>
@@ -8330,25 +7806,7 @@
           <w:sz w:val="28"/>
           <w:szCs w:val="28"/>
         </w:rPr>
-        <w:t xml:space="preserve"> необходим для указания дополнительных параметров для фрейма с </w:t>
-      </w:r>
-      <w:proofErr w:type="spellStart"/>
-      <w:r>
-        <w:rPr>
-          <w:rFonts w:ascii="Times New Roman" w:hAnsi="Times New Roman" w:cs="Times New Roman"/>
-          <w:sz w:val="28"/>
-          <w:szCs w:val="28"/>
-        </w:rPr>
-        <w:t>автолейаутом</w:t>
-      </w:r>
-      <w:proofErr w:type="spellEnd"/>
-      <w:r>
-        <w:rPr>
-          <w:rFonts w:ascii="Times New Roman" w:hAnsi="Times New Roman" w:cs="Times New Roman"/>
-          <w:sz w:val="28"/>
-          <w:szCs w:val="28"/>
-        </w:rPr>
-        <w:t>.</w:t>
+        <w:t xml:space="preserve"> необходим для указания дополнительных параметров для фрейма с автолейаутом.</w:t>
       </w:r>
     </w:p>
     <w:p>
